--- a/QEMU Manager Pro Documentation.docx
+++ b/QEMU Manager Pro Documentation.docx
@@ -8,19 +8,20 @@
         <w:keepNext w:val="0"/>
         <w:keepLines w:val="0"/>
         <w:spacing w:before="480" w:lineRule="auto"/>
+        <w:ind w:left="720" w:hanging="360"/>
         <w:rPr>
           <w:b w:val="1"/>
-          <w:sz w:val="32"/>
-          <w:szCs w:val="32"/>
-        </w:rPr>
-      </w:pPr>
-      <w:bookmarkStart w:colFirst="0" w:colLast="0" w:name="_p2oxbel429jc" w:id="0"/>
+          <w:sz w:val="46"/>
+          <w:szCs w:val="46"/>
+        </w:rPr>
+      </w:pPr>
+      <w:bookmarkStart w:colFirst="0" w:colLast="0" w:name="_3lkguhrrgs6k" w:id="0"/>
       <w:bookmarkEnd w:id="0"/>
       <w:r>
         <w:rPr>
           <w:b w:val="1"/>
-          <w:sz w:val="32"/>
-          <w:szCs w:val="32"/>
+          <w:sz w:val="46"/>
+          <w:szCs w:val="46"/>
           <w:rtl w:val="0"/>
         </w:rPr>
         <w:t xml:space="preserve">QEMU Manager Pro Documentation</w:t>
@@ -32,19 +33,20 @@
         <w:keepNext w:val="0"/>
         <w:keepLines w:val="0"/>
         <w:spacing w:after="80" w:lineRule="auto"/>
+        <w:ind w:left="720" w:hanging="360"/>
         <w:rPr>
           <w:b w:val="1"/>
-          <w:sz w:val="24"/>
-          <w:szCs w:val="24"/>
-        </w:rPr>
-      </w:pPr>
-      <w:bookmarkStart w:colFirst="0" w:colLast="0" w:name="_ii2ut7i0ondn" w:id="1"/>
+          <w:sz w:val="34"/>
+          <w:szCs w:val="34"/>
+        </w:rPr>
+      </w:pPr>
+      <w:bookmarkStart w:colFirst="0" w:colLast="0" w:name="_dxq06tksjt8x" w:id="1"/>
       <w:bookmarkEnd w:id="1"/>
       <w:r>
         <w:rPr>
           <w:b w:val="1"/>
-          <w:sz w:val="24"/>
-          <w:szCs w:val="24"/>
+          <w:sz w:val="34"/>
+          <w:szCs w:val="34"/>
           <w:rtl w:val="0"/>
         </w:rPr>
         <w:t xml:space="preserve">Project Overview</w:t>
@@ -60,42 +62,17 @@
       </w:pPr>
       <w:r>
         <w:rPr>
-          <w:b w:val="1"/>
-          <w:sz w:val="24"/>
-          <w:szCs w:val="24"/>
-          <w:rtl w:val="0"/>
-        </w:rPr>
-        <w:t xml:space="preserve">QEMU Manager Pro</w:t>
-      </w:r>
-      <w:r>
-        <w:rPr>
-          <w:sz w:val="24"/>
-          <w:szCs w:val="24"/>
-          <w:rtl w:val="0"/>
-        </w:rPr>
-        <w:t xml:space="preserve"> is a graphical user interface (GUI) built using Python's </w:t>
-      </w:r>
-      <w:r>
-        <w:rPr>
-          <w:rFonts w:ascii="Roboto Mono" w:cs="Roboto Mono" w:eastAsia="Roboto Mono" w:hAnsi="Roboto Mono"/>
-          <w:color w:val="188038"/>
-          <w:sz w:val="24"/>
-          <w:szCs w:val="24"/>
-          <w:rtl w:val="0"/>
-        </w:rPr>
-        <w:t xml:space="preserve">tkinter</w:t>
-      </w:r>
-      <w:r>
-        <w:rPr>
-          <w:sz w:val="24"/>
-          <w:szCs w:val="24"/>
-          <w:rtl w:val="0"/>
-        </w:rPr>
-        <w:t xml:space="preserve"> library that provides a simplified interface to manage virtual machines using QEMU. This application enables users to create, edit, launch, and manage VMs using intuitive controls, color-coded actions, and persistent project configuration.</w:t>
-      </w:r>
-    </w:p>
-    <w:p>
-      <w:pPr>
+          <w:sz w:val="24"/>
+          <w:szCs w:val="24"/>
+          <w:rtl w:val="0"/>
+        </w:rPr>
+        <w:t xml:space="preserve">QEMU Manager Pro is a graphical user interface (GUI) built using Python's tkinter library that provides a simplified interface to manage virtual machines using QEMU. This application enables users to create, edit, launch, and manage VMs using intuitive controls, color-coded actions, and persistent project configuration.</w:t>
+      </w:r>
+    </w:p>
+    <w:p>
+      <w:pPr>
+        <w:spacing w:after="240" w:before="240" w:lineRule="auto"/>
+        <w:ind w:left="720" w:hanging="360"/>
         <w:rPr>
           <w:sz w:val="24"/>
           <w:szCs w:val="24"/>
@@ -118,19 +95,20 @@
         <w:keepNext w:val="0"/>
         <w:keepLines w:val="0"/>
         <w:spacing w:after="80" w:lineRule="auto"/>
+        <w:ind w:left="720" w:hanging="360"/>
         <w:rPr>
           <w:b w:val="1"/>
-          <w:sz w:val="24"/>
-          <w:szCs w:val="24"/>
-        </w:rPr>
-      </w:pPr>
-      <w:bookmarkStart w:colFirst="0" w:colLast="0" w:name="_jr5h7c6ko8o5" w:id="2"/>
+          <w:sz w:val="34"/>
+          <w:szCs w:val="34"/>
+        </w:rPr>
+      </w:pPr>
+      <w:bookmarkStart w:colFirst="0" w:colLast="0" w:name="_k23fzn4x2nmx" w:id="2"/>
       <w:bookmarkEnd w:id="2"/>
       <w:r>
         <w:rPr>
           <w:b w:val="1"/>
-          <w:sz w:val="24"/>
-          <w:szCs w:val="24"/>
+          <w:sz w:val="34"/>
+          <w:szCs w:val="34"/>
           <w:rtl w:val="0"/>
         </w:rPr>
         <w:t xml:space="preserve">Features</w:t>
@@ -142,24 +120,1498 @@
         <w:keepNext w:val="0"/>
         <w:keepLines w:val="0"/>
         <w:spacing w:before="280" w:lineRule="auto"/>
+        <w:ind w:left="720" w:hanging="360"/>
         <w:rPr>
           <w:b w:val="1"/>
           <w:color w:val="000000"/>
-          <w:sz w:val="24"/>
-          <w:szCs w:val="24"/>
-        </w:rPr>
-      </w:pPr>
-      <w:bookmarkStart w:colFirst="0" w:colLast="0" w:name="_dqv7538qjui" w:id="3"/>
+          <w:sz w:val="26"/>
+          <w:szCs w:val="26"/>
+        </w:rPr>
+      </w:pPr>
+      <w:bookmarkStart w:colFirst="0" w:colLast="0" w:name="_5xnd573skrog" w:id="3"/>
       <w:bookmarkEnd w:id="3"/>
       <w:r>
         <w:rPr>
           <w:b w:val="1"/>
           <w:color w:val="000000"/>
-          <w:sz w:val="24"/>
-          <w:szCs w:val="24"/>
+          <w:sz w:val="26"/>
+          <w:szCs w:val="26"/>
           <w:rtl w:val="0"/>
         </w:rPr>
         <w:t xml:space="preserve">1. Create Virtual Disk</w:t>
+      </w:r>
+    </w:p>
+    <w:p>
+      <w:pPr>
+        <w:spacing w:after="240" w:before="240" w:lineRule="auto"/>
+        <w:rPr>
+          <w:rFonts w:ascii="Roboto Mono" w:cs="Roboto Mono" w:eastAsia="Roboto Mono" w:hAnsi="Roboto Mono"/>
+          <w:color w:val="188038"/>
+          <w:sz w:val="24"/>
+          <w:szCs w:val="24"/>
+        </w:rPr>
+      </w:pPr>
+      <w:r>
+        <w:rPr>
+          <w:sz w:val="24"/>
+          <w:szCs w:val="24"/>
+          <w:rtl w:val="0"/>
+        </w:rPr>
+        <w:t xml:space="preserve">Create new virtual disk images in formats: </w:t>
+      </w:r>
+      <w:r>
+        <w:rPr>
+          <w:rFonts w:ascii="Roboto Mono" w:cs="Roboto Mono" w:eastAsia="Roboto Mono" w:hAnsi="Roboto Mono"/>
+          <w:color w:val="188038"/>
+          <w:sz w:val="24"/>
+          <w:szCs w:val="24"/>
+          <w:rtl w:val="0"/>
+        </w:rPr>
+        <w:t xml:space="preserve">qcow2</w:t>
+      </w:r>
+      <w:r>
+        <w:rPr>
+          <w:sz w:val="24"/>
+          <w:szCs w:val="24"/>
+          <w:rtl w:val="0"/>
+        </w:rPr>
+        <w:t xml:space="preserve">, </w:t>
+      </w:r>
+      <w:r>
+        <w:rPr>
+          <w:rFonts w:ascii="Roboto Mono" w:cs="Roboto Mono" w:eastAsia="Roboto Mono" w:hAnsi="Roboto Mono"/>
+          <w:color w:val="188038"/>
+          <w:sz w:val="24"/>
+          <w:szCs w:val="24"/>
+          <w:rtl w:val="0"/>
+        </w:rPr>
+        <w:t xml:space="preserve">raw</w:t>
+      </w:r>
+      <w:r>
+        <w:rPr>
+          <w:sz w:val="24"/>
+          <w:szCs w:val="24"/>
+          <w:rtl w:val="0"/>
+        </w:rPr>
+        <w:t xml:space="preserve">, </w:t>
+      </w:r>
+      <w:r>
+        <w:rPr>
+          <w:rFonts w:ascii="Roboto Mono" w:cs="Roboto Mono" w:eastAsia="Roboto Mono" w:hAnsi="Roboto Mono"/>
+          <w:color w:val="188038"/>
+          <w:sz w:val="24"/>
+          <w:szCs w:val="24"/>
+          <w:rtl w:val="0"/>
+        </w:rPr>
+        <w:t xml:space="preserve">vhdx</w:t>
+      </w:r>
+      <w:r>
+        <w:rPr>
+          <w:sz w:val="24"/>
+          <w:szCs w:val="24"/>
+          <w:rtl w:val="0"/>
+        </w:rPr>
+        <w:t xml:space="preserve">, </w:t>
+      </w:r>
+      <w:r>
+        <w:rPr>
+          <w:rFonts w:ascii="Roboto Mono" w:cs="Roboto Mono" w:eastAsia="Roboto Mono" w:hAnsi="Roboto Mono"/>
+          <w:color w:val="188038"/>
+          <w:sz w:val="24"/>
+          <w:szCs w:val="24"/>
+          <w:rtl w:val="0"/>
+        </w:rPr>
+        <w:t xml:space="preserve">vmdk</w:t>
+      </w:r>
+      <w:r>
+        <w:rPr>
+          <w:sz w:val="24"/>
+          <w:szCs w:val="24"/>
+          <w:rtl w:val="0"/>
+        </w:rPr>
+        <w:t xml:space="preserve">, </w:t>
+      </w:r>
+      <w:r>
+        <w:rPr>
+          <w:rFonts w:ascii="Roboto Mono" w:cs="Roboto Mono" w:eastAsia="Roboto Mono" w:hAnsi="Roboto Mono"/>
+          <w:color w:val="188038"/>
+          <w:sz w:val="24"/>
+          <w:szCs w:val="24"/>
+          <w:rtl w:val="0"/>
+        </w:rPr>
+        <w:t xml:space="preserve">vdi</w:t>
+      </w:r>
+    </w:p>
+    <w:p>
+      <w:pPr>
+        <w:spacing w:after="240" w:before="240" w:lineRule="auto"/>
+        <w:rPr>
+          <w:b w:val="1"/>
+          <w:sz w:val="24"/>
+          <w:szCs w:val="24"/>
+        </w:rPr>
+      </w:pPr>
+      <w:r>
+        <w:rPr>
+          <w:b w:val="1"/>
+          <w:sz w:val="24"/>
+          <w:szCs w:val="24"/>
+          <w:rtl w:val="0"/>
+        </w:rPr>
+        <w:t xml:space="preserve">User specifies:</w:t>
+      </w:r>
+    </w:p>
+    <w:p>
+      <w:pPr>
+        <w:numPr>
+          <w:ilvl w:val="0"/>
+          <w:numId w:val="7"/>
+        </w:numPr>
+        <w:spacing w:after="0" w:afterAutospacing="0" w:before="240" w:lineRule="auto"/>
+        <w:ind w:left="720" w:hanging="360"/>
+        <w:rPr>
+          <w:sz w:val="24"/>
+          <w:szCs w:val="24"/>
+        </w:rPr>
+      </w:pPr>
+      <w:r>
+        <w:rPr>
+          <w:sz w:val="24"/>
+          <w:szCs w:val="24"/>
+          <w:rtl w:val="0"/>
+        </w:rPr>
+        <w:t xml:space="preserve">Disk name</w:t>
+      </w:r>
+    </w:p>
+    <w:p>
+      <w:pPr>
+        <w:numPr>
+          <w:ilvl w:val="0"/>
+          <w:numId w:val="7"/>
+        </w:numPr>
+        <w:spacing w:after="0" w:afterAutospacing="0" w:before="0" w:beforeAutospacing="0" w:lineRule="auto"/>
+        <w:ind w:left="720" w:hanging="360"/>
+        <w:rPr>
+          <w:sz w:val="24"/>
+          <w:szCs w:val="24"/>
+        </w:rPr>
+      </w:pPr>
+      <w:r>
+        <w:rPr>
+          <w:sz w:val="24"/>
+          <w:szCs w:val="24"/>
+          <w:rtl w:val="0"/>
+        </w:rPr>
+        <w:t xml:space="preserve">Size (e.g., </w:t>
+      </w:r>
+      <w:r>
+        <w:rPr>
+          <w:rFonts w:ascii="Roboto Mono" w:cs="Roboto Mono" w:eastAsia="Roboto Mono" w:hAnsi="Roboto Mono"/>
+          <w:color w:val="188038"/>
+          <w:sz w:val="24"/>
+          <w:szCs w:val="24"/>
+          <w:rtl w:val="0"/>
+        </w:rPr>
+        <w:t xml:space="preserve">20G</w:t>
+      </w:r>
+      <w:r>
+        <w:rPr>
+          <w:sz w:val="24"/>
+          <w:szCs w:val="24"/>
+          <w:rtl w:val="0"/>
+        </w:rPr>
+        <w:t xml:space="preserve">, </w:t>
+      </w:r>
+      <w:r>
+        <w:rPr>
+          <w:rFonts w:ascii="Roboto Mono" w:cs="Roboto Mono" w:eastAsia="Roboto Mono" w:hAnsi="Roboto Mono"/>
+          <w:color w:val="188038"/>
+          <w:sz w:val="24"/>
+          <w:szCs w:val="24"/>
+          <w:rtl w:val="0"/>
+        </w:rPr>
+        <w:t xml:space="preserve">100M</w:t>
+      </w:r>
+      <w:r>
+        <w:rPr>
+          <w:sz w:val="24"/>
+          <w:szCs w:val="24"/>
+          <w:rtl w:val="0"/>
+        </w:rPr>
+        <w:t xml:space="preserve">)</w:t>
+      </w:r>
+    </w:p>
+    <w:p>
+      <w:pPr>
+        <w:numPr>
+          <w:ilvl w:val="0"/>
+          <w:numId w:val="7"/>
+        </w:numPr>
+        <w:spacing w:after="0" w:afterAutospacing="0" w:before="0" w:beforeAutospacing="0" w:lineRule="auto"/>
+        <w:ind w:left="720" w:hanging="360"/>
+        <w:rPr>
+          <w:sz w:val="24"/>
+          <w:szCs w:val="24"/>
+        </w:rPr>
+      </w:pPr>
+      <w:r>
+        <w:rPr>
+          <w:sz w:val="24"/>
+          <w:szCs w:val="24"/>
+          <w:rtl w:val="0"/>
+        </w:rPr>
+        <w:t xml:space="preserve">Format</w:t>
+      </w:r>
+    </w:p>
+    <w:p>
+      <w:pPr>
+        <w:numPr>
+          <w:ilvl w:val="0"/>
+          <w:numId w:val="7"/>
+        </w:numPr>
+        <w:spacing w:after="240" w:before="0" w:beforeAutospacing="0" w:lineRule="auto"/>
+        <w:ind w:left="720" w:hanging="360"/>
+        <w:rPr>
+          <w:sz w:val="24"/>
+          <w:szCs w:val="24"/>
+        </w:rPr>
+      </w:pPr>
+      <w:r>
+        <w:rPr>
+          <w:sz w:val="24"/>
+          <w:szCs w:val="24"/>
+          <w:rtl w:val="0"/>
+        </w:rPr>
+        <w:t xml:space="preserve">Save location (using a file browser dialog)</w:t>
+      </w:r>
+    </w:p>
+    <w:p>
+      <w:pPr>
+        <w:spacing w:after="240" w:before="240" w:lineRule="auto"/>
+        <w:rPr>
+          <w:sz w:val="24"/>
+          <w:szCs w:val="24"/>
+        </w:rPr>
+      </w:pPr>
+      <w:r>
+        <w:rPr>
+          <w:sz w:val="24"/>
+          <w:szCs w:val="24"/>
+          <w:rtl w:val="0"/>
+        </w:rPr>
+        <w:t xml:space="preserve">Disk is created using </w:t>
+      </w:r>
+      <w:r>
+        <w:rPr>
+          <w:rFonts w:ascii="Roboto Mono" w:cs="Roboto Mono" w:eastAsia="Roboto Mono" w:hAnsi="Roboto Mono"/>
+          <w:color w:val="188038"/>
+          <w:sz w:val="24"/>
+          <w:szCs w:val="24"/>
+          <w:rtl w:val="0"/>
+        </w:rPr>
+        <w:t xml:space="preserve">qemu-img</w:t>
+      </w:r>
+      <w:r>
+        <w:rPr>
+          <w:sz w:val="24"/>
+          <w:szCs w:val="24"/>
+          <w:rtl w:val="0"/>
+        </w:rPr>
+        <w:t xml:space="preserve"> and saved to the selected directory.</w:t>
+      </w:r>
+    </w:p>
+    <w:p>
+      <w:pPr>
+        <w:pStyle w:val="Heading3"/>
+        <w:keepNext w:val="0"/>
+        <w:keepLines w:val="0"/>
+        <w:spacing w:before="280" w:lineRule="auto"/>
+        <w:ind w:left="720" w:hanging="360"/>
+        <w:rPr>
+          <w:b w:val="1"/>
+          <w:color w:val="000000"/>
+          <w:sz w:val="26"/>
+          <w:szCs w:val="26"/>
+        </w:rPr>
+      </w:pPr>
+      <w:bookmarkStart w:colFirst="0" w:colLast="0" w:name="_e4qn2a4c30e3" w:id="4"/>
+      <w:bookmarkEnd w:id="4"/>
+      <w:r>
+        <w:rPr>
+          <w:b w:val="1"/>
+          <w:color w:val="000000"/>
+          <w:sz w:val="26"/>
+          <w:szCs w:val="26"/>
+          <w:rtl w:val="0"/>
+        </w:rPr>
+        <w:t xml:space="preserve">2. Edit Virtual Disk</w:t>
+      </w:r>
+    </w:p>
+    <w:p>
+      <w:pPr>
+        <w:numPr>
+          <w:ilvl w:val="0"/>
+          <w:numId w:val="9"/>
+        </w:numPr>
+        <w:spacing w:after="0" w:afterAutospacing="0" w:before="240" w:lineRule="auto"/>
+        <w:ind w:left="720" w:hanging="360"/>
+        <w:rPr>
+          <w:sz w:val="24"/>
+          <w:szCs w:val="24"/>
+        </w:rPr>
+      </w:pPr>
+      <w:r>
+        <w:rPr>
+          <w:sz w:val="24"/>
+          <w:szCs w:val="24"/>
+          <w:rtl w:val="0"/>
+        </w:rPr>
+        <w:t xml:space="preserve">Load and inspect existing virtual disks</w:t>
+      </w:r>
+    </w:p>
+    <w:p>
+      <w:pPr>
+        <w:numPr>
+          <w:ilvl w:val="0"/>
+          <w:numId w:val="9"/>
+        </w:numPr>
+        <w:spacing w:after="0" w:afterAutospacing="0" w:before="0" w:beforeAutospacing="0" w:lineRule="auto"/>
+        <w:ind w:left="720" w:hanging="360"/>
+        <w:rPr>
+          <w:sz w:val="24"/>
+          <w:szCs w:val="24"/>
+        </w:rPr>
+      </w:pPr>
+      <w:r>
+        <w:rPr>
+          <w:sz w:val="24"/>
+          <w:szCs w:val="24"/>
+          <w:rtl w:val="0"/>
+        </w:rPr>
+        <w:t xml:space="preserve">Resize disk </w:t>
+      </w:r>
+      <w:r>
+        <w:rPr>
+          <w:i w:val="1"/>
+          <w:sz w:val="24"/>
+          <w:szCs w:val="24"/>
+          <w:rtl w:val="0"/>
+        </w:rPr>
+        <w:t xml:space="preserve">(only supported for formats like </w:t>
+      </w:r>
+      <w:r>
+        <w:rPr>
+          <w:rFonts w:ascii="Roboto Mono" w:cs="Roboto Mono" w:eastAsia="Roboto Mono" w:hAnsi="Roboto Mono"/>
+          <w:i w:val="1"/>
+          <w:color w:val="188038"/>
+          <w:sz w:val="24"/>
+          <w:szCs w:val="24"/>
+          <w:rtl w:val="0"/>
+        </w:rPr>
+        <w:t xml:space="preserve">.qcow2</w:t>
+      </w:r>
+      <w:r>
+        <w:rPr>
+          <w:i w:val="1"/>
+          <w:sz w:val="24"/>
+          <w:szCs w:val="24"/>
+          <w:rtl w:val="0"/>
+        </w:rPr>
+        <w:t xml:space="preserve">,and </w:t>
+      </w:r>
+      <w:r>
+        <w:rPr>
+          <w:rFonts w:ascii="Roboto Mono" w:cs="Roboto Mono" w:eastAsia="Roboto Mono" w:hAnsi="Roboto Mono"/>
+          <w:i w:val="1"/>
+          <w:color w:val="188038"/>
+          <w:sz w:val="24"/>
+          <w:szCs w:val="24"/>
+          <w:rtl w:val="0"/>
+        </w:rPr>
+        <w:t xml:space="preserve">.raw</w:t>
+      </w:r>
+      <w:r>
+        <w:rPr>
+          <w:i w:val="1"/>
+          <w:sz w:val="24"/>
+          <w:szCs w:val="24"/>
+          <w:rtl w:val="0"/>
+        </w:rPr>
+        <w:t xml:space="preserve"> </w:t>
+      </w:r>
+      <w:r>
+        <w:rPr>
+          <w:rFonts w:ascii="Roboto Mono" w:cs="Roboto Mono" w:eastAsia="Roboto Mono" w:hAnsi="Roboto Mono"/>
+          <w:i w:val="1"/>
+          <w:sz w:val="24"/>
+          <w:szCs w:val="24"/>
+          <w:rtl w:val="0"/>
+        </w:rPr>
+        <w:t xml:space="preserve">;</w:t>
+      </w:r>
+      <w:r>
+        <w:rPr>
+          <w:i w:val="1"/>
+          <w:sz w:val="24"/>
+          <w:szCs w:val="24"/>
+          <w:rtl w:val="0"/>
+        </w:rPr>
+        <w:t xml:space="preserve">not supported for </w:t>
+      </w:r>
+      <w:r>
+        <w:rPr>
+          <w:rFonts w:ascii="Roboto Mono" w:cs="Roboto Mono" w:eastAsia="Roboto Mono" w:hAnsi="Roboto Mono"/>
+          <w:i w:val="1"/>
+          <w:color w:val="188038"/>
+          <w:sz w:val="24"/>
+          <w:szCs w:val="24"/>
+          <w:rtl w:val="0"/>
+        </w:rPr>
+        <w:t xml:space="preserve">.vmdk</w:t>
+      </w:r>
+      <w:r>
+        <w:rPr>
+          <w:i w:val="1"/>
+          <w:sz w:val="24"/>
+          <w:szCs w:val="24"/>
+          <w:rtl w:val="0"/>
+        </w:rPr>
+        <w:t xml:space="preserve">, </w:t>
+      </w:r>
+      <w:r>
+        <w:rPr>
+          <w:rFonts w:ascii="Roboto Mono" w:cs="Roboto Mono" w:eastAsia="Roboto Mono" w:hAnsi="Roboto Mono"/>
+          <w:i w:val="1"/>
+          <w:color w:val="188038"/>
+          <w:sz w:val="24"/>
+          <w:szCs w:val="24"/>
+          <w:rtl w:val="0"/>
+        </w:rPr>
+        <w:t xml:space="preserve">.vhdx</w:t>
+      </w:r>
+      <w:r>
+        <w:rPr>
+          <w:i w:val="1"/>
+          <w:sz w:val="24"/>
+          <w:szCs w:val="24"/>
+          <w:rtl w:val="0"/>
+        </w:rPr>
+        <w:t xml:space="preserve">, and </w:t>
+      </w:r>
+      <w:r>
+        <w:rPr>
+          <w:rFonts w:ascii="Roboto Mono" w:cs="Roboto Mono" w:eastAsia="Roboto Mono" w:hAnsi="Roboto Mono"/>
+          <w:i w:val="1"/>
+          <w:color w:val="188038"/>
+          <w:sz w:val="24"/>
+          <w:szCs w:val="24"/>
+          <w:rtl w:val="0"/>
+        </w:rPr>
+        <w:t xml:space="preserve">.vdi</w:t>
+      </w:r>
+      <w:r>
+        <w:rPr>
+          <w:i w:val="1"/>
+          <w:sz w:val="24"/>
+          <w:szCs w:val="24"/>
+          <w:rtl w:val="0"/>
+        </w:rPr>
+        <w:t xml:space="preserve">)</w:t>
+      </w:r>
+    </w:p>
+    <w:p>
+      <w:pPr>
+        <w:numPr>
+          <w:ilvl w:val="0"/>
+          <w:numId w:val="9"/>
+        </w:numPr>
+        <w:spacing w:after="0" w:afterAutospacing="0" w:before="0" w:beforeAutospacing="0" w:lineRule="auto"/>
+        <w:ind w:left="720" w:hanging="360"/>
+        <w:rPr>
+          <w:sz w:val="24"/>
+          <w:szCs w:val="24"/>
+        </w:rPr>
+      </w:pPr>
+      <w:r>
+        <w:rPr>
+          <w:sz w:val="24"/>
+          <w:szCs w:val="24"/>
+          <w:rtl w:val="0"/>
+        </w:rPr>
+        <w:t xml:space="preserve">Convert disk between supported formats</w:t>
+      </w:r>
+    </w:p>
+    <w:p>
+      <w:pPr>
+        <w:numPr>
+          <w:ilvl w:val="0"/>
+          <w:numId w:val="9"/>
+        </w:numPr>
+        <w:spacing w:after="240" w:before="0" w:beforeAutospacing="0" w:lineRule="auto"/>
+        <w:ind w:left="720" w:hanging="360"/>
+        <w:rPr>
+          <w:sz w:val="24"/>
+          <w:szCs w:val="24"/>
+        </w:rPr>
+      </w:pPr>
+      <w:r>
+        <w:rPr>
+          <w:sz w:val="24"/>
+          <w:szCs w:val="24"/>
+          <w:rtl w:val="0"/>
+        </w:rPr>
+        <w:t xml:space="preserve">View detailed disk information using </w:t>
+      </w:r>
+      <w:r>
+        <w:rPr>
+          <w:rFonts w:ascii="Roboto Mono" w:cs="Roboto Mono" w:eastAsia="Roboto Mono" w:hAnsi="Roboto Mono"/>
+          <w:color w:val="188038"/>
+          <w:sz w:val="24"/>
+          <w:szCs w:val="24"/>
+          <w:rtl w:val="0"/>
+        </w:rPr>
+        <w:t xml:space="preserve">qemu-img info</w:t>
+      </w:r>
+    </w:p>
+    <w:p>
+      <w:pPr>
+        <w:spacing w:after="240" w:before="240" w:lineRule="auto"/>
+        <w:rPr>
+          <w:rFonts w:ascii="Roboto Mono" w:cs="Roboto Mono" w:eastAsia="Roboto Mono" w:hAnsi="Roboto Mono"/>
+          <w:color w:val="188038"/>
+          <w:sz w:val="24"/>
+          <w:szCs w:val="24"/>
+        </w:rPr>
+      </w:pPr>
+      <w:r>
+        <w:rPr>
+          <w:rtl w:val="0"/>
+        </w:rPr>
+      </w:r>
+    </w:p>
+    <w:p>
+      <w:pPr>
+        <w:spacing w:after="240" w:before="240" w:lineRule="auto"/>
+        <w:rPr>
+          <w:rFonts w:ascii="Roboto Mono" w:cs="Roboto Mono" w:eastAsia="Roboto Mono" w:hAnsi="Roboto Mono"/>
+          <w:color w:val="188038"/>
+          <w:sz w:val="24"/>
+          <w:szCs w:val="24"/>
+        </w:rPr>
+      </w:pPr>
+      <w:r>
+        <w:rPr>
+          <w:rtl w:val="0"/>
+        </w:rPr>
+      </w:r>
+    </w:p>
+    <w:p>
+      <w:pPr>
+        <w:spacing w:after="240" w:before="240" w:lineRule="auto"/>
+        <w:rPr>
+          <w:rFonts w:ascii="Roboto Mono" w:cs="Roboto Mono" w:eastAsia="Roboto Mono" w:hAnsi="Roboto Mono"/>
+          <w:color w:val="188038"/>
+          <w:sz w:val="24"/>
+          <w:szCs w:val="24"/>
+        </w:rPr>
+      </w:pPr>
+      <w:r>
+        <w:rPr>
+          <w:rtl w:val="0"/>
+        </w:rPr>
+      </w:r>
+    </w:p>
+    <w:p>
+      <w:pPr>
+        <w:spacing w:after="240" w:before="240" w:lineRule="auto"/>
+        <w:rPr>
+          <w:rFonts w:ascii="Roboto Mono" w:cs="Roboto Mono" w:eastAsia="Roboto Mono" w:hAnsi="Roboto Mono"/>
+          <w:color w:val="188038"/>
+          <w:sz w:val="24"/>
+          <w:szCs w:val="24"/>
+        </w:rPr>
+      </w:pPr>
+      <w:r>
+        <w:rPr>
+          <w:rtl w:val="0"/>
+        </w:rPr>
+      </w:r>
+    </w:p>
+    <w:p>
+      <w:pPr>
+        <w:pStyle w:val="Heading3"/>
+        <w:keepNext w:val="0"/>
+        <w:keepLines w:val="0"/>
+        <w:spacing w:before="280" w:lineRule="auto"/>
+        <w:ind w:left="720" w:hanging="360"/>
+        <w:rPr>
+          <w:b w:val="1"/>
+          <w:color w:val="000000"/>
+          <w:sz w:val="26"/>
+          <w:szCs w:val="26"/>
+        </w:rPr>
+      </w:pPr>
+      <w:bookmarkStart w:colFirst="0" w:colLast="0" w:name="_9bpwo7fp3u3u" w:id="5"/>
+      <w:bookmarkEnd w:id="5"/>
+      <w:r>
+        <w:rPr>
+          <w:b w:val="1"/>
+          <w:color w:val="000000"/>
+          <w:sz w:val="26"/>
+          <w:szCs w:val="26"/>
+          <w:rtl w:val="0"/>
+        </w:rPr>
+        <w:t xml:space="preserve">3. Launch Virtual Machine</w:t>
+      </w:r>
+    </w:p>
+    <w:p>
+      <w:pPr>
+        <w:spacing w:after="240" w:before="240" w:lineRule="auto"/>
+        <w:rPr>
+          <w:sz w:val="24"/>
+          <w:szCs w:val="24"/>
+        </w:rPr>
+      </w:pPr>
+      <w:r>
+        <w:rPr>
+          <w:sz w:val="24"/>
+          <w:szCs w:val="24"/>
+          <w:rtl w:val="0"/>
+        </w:rPr>
+        <w:t xml:space="preserve">Load existing virtual disk and ISO image</w:t>
+      </w:r>
+    </w:p>
+    <w:p>
+      <w:pPr>
+        <w:spacing w:after="240" w:before="240" w:lineRule="auto"/>
+        <w:rPr>
+          <w:b w:val="1"/>
+          <w:sz w:val="24"/>
+          <w:szCs w:val="24"/>
+        </w:rPr>
+      </w:pPr>
+      <w:r>
+        <w:rPr>
+          <w:b w:val="1"/>
+          <w:sz w:val="24"/>
+          <w:szCs w:val="24"/>
+          <w:rtl w:val="0"/>
+        </w:rPr>
+        <w:t xml:space="preserve">User selects:</w:t>
+      </w:r>
+    </w:p>
+    <w:p>
+      <w:pPr>
+        <w:numPr>
+          <w:ilvl w:val="0"/>
+          <w:numId w:val="3"/>
+        </w:numPr>
+        <w:spacing w:after="0" w:afterAutospacing="0" w:before="240" w:lineRule="auto"/>
+        <w:ind w:left="720" w:hanging="360"/>
+        <w:rPr>
+          <w:sz w:val="24"/>
+          <w:szCs w:val="24"/>
+        </w:rPr>
+      </w:pPr>
+      <w:r>
+        <w:rPr>
+          <w:sz w:val="24"/>
+          <w:szCs w:val="24"/>
+          <w:rtl w:val="0"/>
+        </w:rPr>
+        <w:t xml:space="preserve">Virtual Disk using a file browser dialog</w:t>
+      </w:r>
+    </w:p>
+    <w:p>
+      <w:pPr>
+        <w:numPr>
+          <w:ilvl w:val="0"/>
+          <w:numId w:val="3"/>
+        </w:numPr>
+        <w:spacing w:after="0" w:afterAutospacing="0" w:before="0" w:beforeAutospacing="0" w:lineRule="auto"/>
+        <w:ind w:left="720" w:hanging="360"/>
+        <w:rPr>
+          <w:sz w:val="24"/>
+          <w:szCs w:val="24"/>
+        </w:rPr>
+      </w:pPr>
+      <w:r>
+        <w:rPr>
+          <w:sz w:val="24"/>
+          <w:szCs w:val="24"/>
+          <w:rtl w:val="0"/>
+        </w:rPr>
+        <w:t xml:space="preserve">ISO Installer using a file browser dialog</w:t>
+      </w:r>
+    </w:p>
+    <w:p>
+      <w:pPr>
+        <w:numPr>
+          <w:ilvl w:val="0"/>
+          <w:numId w:val="3"/>
+        </w:numPr>
+        <w:spacing w:after="0" w:afterAutospacing="0" w:before="0" w:beforeAutospacing="0" w:lineRule="auto"/>
+        <w:ind w:left="720" w:hanging="360"/>
+        <w:rPr>
+          <w:sz w:val="24"/>
+          <w:szCs w:val="24"/>
+        </w:rPr>
+      </w:pPr>
+      <w:r>
+        <w:rPr>
+          <w:sz w:val="24"/>
+          <w:szCs w:val="24"/>
+          <w:rtl w:val="0"/>
+        </w:rPr>
+        <w:t xml:space="preserve">RAM (in MB)</w:t>
+      </w:r>
+    </w:p>
+    <w:p>
+      <w:pPr>
+        <w:numPr>
+          <w:ilvl w:val="0"/>
+          <w:numId w:val="3"/>
+        </w:numPr>
+        <w:spacing w:after="240" w:before="0" w:beforeAutospacing="0" w:lineRule="auto"/>
+        <w:ind w:left="720" w:hanging="360"/>
+        <w:rPr>
+          <w:sz w:val="24"/>
+          <w:szCs w:val="24"/>
+        </w:rPr>
+      </w:pPr>
+      <w:r>
+        <w:rPr>
+          <w:sz w:val="24"/>
+          <w:szCs w:val="24"/>
+          <w:rtl w:val="0"/>
+        </w:rPr>
+        <w:t xml:space="preserve">Number of CPU cores</w:t>
+      </w:r>
+    </w:p>
+    <w:p>
+      <w:pPr>
+        <w:spacing w:after="240" w:before="240" w:lineRule="auto"/>
+        <w:rPr>
+          <w:sz w:val="24"/>
+          <w:szCs w:val="24"/>
+        </w:rPr>
+      </w:pPr>
+      <w:r>
+        <w:rPr>
+          <w:sz w:val="24"/>
+          <w:szCs w:val="24"/>
+          <w:rtl w:val="0"/>
+        </w:rPr>
+        <w:t xml:space="preserve">Confirm settings in a summary dialog. VM is launched using QEMU, with ISO mounted as CD-ROM (</w:t>
+      </w:r>
+      <w:r>
+        <w:rPr>
+          <w:rFonts w:ascii="Roboto Mono" w:cs="Roboto Mono" w:eastAsia="Roboto Mono" w:hAnsi="Roboto Mono"/>
+          <w:color w:val="188038"/>
+          <w:sz w:val="24"/>
+          <w:szCs w:val="24"/>
+          <w:rtl w:val="0"/>
+        </w:rPr>
+        <w:t xml:space="preserve">-cdrom</w:t>
+      </w:r>
+      <w:r>
+        <w:rPr>
+          <w:sz w:val="24"/>
+          <w:szCs w:val="24"/>
+          <w:rtl w:val="0"/>
+        </w:rPr>
+        <w:t xml:space="preserve">) and disk as hard drive (</w:t>
+      </w:r>
+      <w:r>
+        <w:rPr>
+          <w:rFonts w:ascii="Roboto Mono" w:cs="Roboto Mono" w:eastAsia="Roboto Mono" w:hAnsi="Roboto Mono"/>
+          <w:color w:val="188038"/>
+          <w:sz w:val="24"/>
+          <w:szCs w:val="24"/>
+          <w:rtl w:val="0"/>
+        </w:rPr>
+        <w:t xml:space="preserve">-hda</w:t>
+      </w:r>
+      <w:r>
+        <w:rPr>
+          <w:sz w:val="24"/>
+          <w:szCs w:val="24"/>
+          <w:rtl w:val="0"/>
+        </w:rPr>
+        <w:t xml:space="preserve">). Boot order is set to CD-ROM first (</w:t>
+      </w:r>
+      <w:r>
+        <w:rPr>
+          <w:rFonts w:ascii="Roboto Mono" w:cs="Roboto Mono" w:eastAsia="Roboto Mono" w:hAnsi="Roboto Mono"/>
+          <w:color w:val="188038"/>
+          <w:sz w:val="24"/>
+          <w:szCs w:val="24"/>
+          <w:rtl w:val="0"/>
+        </w:rPr>
+        <w:t xml:space="preserve">-boot d</w:t>
+      </w:r>
+      <w:r>
+        <w:rPr>
+          <w:sz w:val="24"/>
+          <w:szCs w:val="24"/>
+          <w:rtl w:val="0"/>
+        </w:rPr>
+        <w:t xml:space="preserve">). Project is saved automatically as a JSON configuration for future reuse.</w:t>
+      </w:r>
+    </w:p>
+    <w:p>
+      <w:pPr>
+        <w:pStyle w:val="Heading3"/>
+        <w:keepNext w:val="0"/>
+        <w:keepLines w:val="0"/>
+        <w:spacing w:before="280" w:lineRule="auto"/>
+        <w:ind w:left="720" w:hanging="360"/>
+        <w:rPr>
+          <w:b w:val="1"/>
+          <w:color w:val="000000"/>
+          <w:sz w:val="26"/>
+          <w:szCs w:val="26"/>
+        </w:rPr>
+      </w:pPr>
+      <w:bookmarkStart w:colFirst="0" w:colLast="0" w:name="_u5mr5ews0jt4" w:id="6"/>
+      <w:bookmarkEnd w:id="6"/>
+      <w:r>
+        <w:rPr>
+          <w:b w:val="1"/>
+          <w:color w:val="000000"/>
+          <w:sz w:val="26"/>
+          <w:szCs w:val="26"/>
+          <w:rtl w:val="0"/>
+        </w:rPr>
+        <w:t xml:space="preserve">4. Manage Virtual Machines</w:t>
+      </w:r>
+    </w:p>
+    <w:p>
+      <w:pPr>
+        <w:numPr>
+          <w:ilvl w:val="0"/>
+          <w:numId w:val="1"/>
+        </w:numPr>
+        <w:spacing w:after="0" w:afterAutospacing="0" w:before="240" w:lineRule="auto"/>
+        <w:ind w:left="720" w:hanging="360"/>
+        <w:rPr>
+          <w:sz w:val="24"/>
+          <w:szCs w:val="24"/>
+        </w:rPr>
+      </w:pPr>
+      <w:r>
+        <w:rPr>
+          <w:sz w:val="24"/>
+          <w:szCs w:val="24"/>
+          <w:rtl w:val="0"/>
+        </w:rPr>
+        <w:t xml:space="preserve">List all saved VM project configurations</w:t>
+      </w:r>
+    </w:p>
+    <w:p>
+      <w:pPr>
+        <w:numPr>
+          <w:ilvl w:val="0"/>
+          <w:numId w:val="1"/>
+        </w:numPr>
+        <w:spacing w:after="240" w:before="0" w:beforeAutospacing="0" w:lineRule="auto"/>
+        <w:ind w:left="720" w:hanging="360"/>
+        <w:rPr>
+          <w:sz w:val="24"/>
+          <w:szCs w:val="24"/>
+        </w:rPr>
+      </w:pPr>
+      <w:r>
+        <w:rPr>
+          <w:sz w:val="24"/>
+          <w:szCs w:val="24"/>
+          <w:rtl w:val="0"/>
+        </w:rPr>
+        <w:t xml:space="preserve">Start or delete saved VM projects with one click</w:t>
+      </w:r>
+    </w:p>
+    <w:p>
+      <w:pPr>
+        <w:spacing w:after="240" w:before="240" w:lineRule="auto"/>
+        <w:ind w:left="720" w:hanging="360"/>
+        <w:rPr>
+          <w:sz w:val="24"/>
+          <w:szCs w:val="24"/>
+        </w:rPr>
+      </w:pPr>
+      <w:r>
+        <w:pict>
+          <v:rect style="width:0.0pt;height:1.5pt" o:hr="t" o:hrstd="t" o:hralign="center" fillcolor="#A0A0A0" stroked="f"/>
+        </w:pict>
+      </w:r>
+      <w:r>
+        <w:rPr>
+          <w:rtl w:val="0"/>
+        </w:rPr>
+      </w:r>
+    </w:p>
+    <w:p>
+      <w:pPr>
+        <w:pStyle w:val="Heading2"/>
+        <w:keepNext w:val="0"/>
+        <w:keepLines w:val="0"/>
+        <w:spacing w:after="80" w:lineRule="auto"/>
+        <w:ind w:left="720" w:hanging="360"/>
+        <w:rPr>
+          <w:b w:val="1"/>
+          <w:sz w:val="34"/>
+          <w:szCs w:val="34"/>
+        </w:rPr>
+      </w:pPr>
+      <w:bookmarkStart w:colFirst="0" w:colLast="0" w:name="_rduy361cgdhu" w:id="7"/>
+      <w:bookmarkEnd w:id="7"/>
+      <w:r>
+        <w:rPr>
+          <w:b w:val="1"/>
+          <w:sz w:val="34"/>
+          <w:szCs w:val="34"/>
+          <w:rtl w:val="0"/>
+        </w:rPr>
+        <w:t xml:space="preserve">Dependencies</w:t>
+      </w:r>
+    </w:p>
+    <w:p>
+      <w:pPr>
+        <w:numPr>
+          <w:ilvl w:val="0"/>
+          <w:numId w:val="2"/>
+        </w:numPr>
+        <w:spacing w:after="0" w:afterAutospacing="0" w:before="240" w:lineRule="auto"/>
+        <w:ind w:left="720" w:hanging="360"/>
+        <w:rPr>
+          <w:sz w:val="24"/>
+          <w:szCs w:val="24"/>
+        </w:rPr>
+      </w:pPr>
+      <w:r>
+        <w:rPr>
+          <w:sz w:val="24"/>
+          <w:szCs w:val="24"/>
+          <w:rtl w:val="0"/>
+        </w:rPr>
+        <w:t xml:space="preserve">Python 3.6+</w:t>
+      </w:r>
+    </w:p>
+    <w:p>
+      <w:pPr>
+        <w:numPr>
+          <w:ilvl w:val="0"/>
+          <w:numId w:val="2"/>
+        </w:numPr>
+        <w:spacing w:after="0" w:afterAutospacing="0" w:before="0" w:beforeAutospacing="0" w:lineRule="auto"/>
+        <w:ind w:left="720" w:hanging="360"/>
+        <w:rPr>
+          <w:sz w:val="24"/>
+          <w:szCs w:val="24"/>
+        </w:rPr>
+      </w:pPr>
+      <w:r>
+        <w:rPr>
+          <w:sz w:val="24"/>
+          <w:szCs w:val="24"/>
+          <w:rtl w:val="0"/>
+        </w:rPr>
+        <w:t xml:space="preserve">QEMU binaries installed (Paths must be set to </w:t>
+      </w:r>
+      <w:r>
+        <w:rPr>
+          <w:rFonts w:ascii="Roboto Mono" w:cs="Roboto Mono" w:eastAsia="Roboto Mono" w:hAnsi="Roboto Mono"/>
+          <w:color w:val="188038"/>
+          <w:sz w:val="24"/>
+          <w:szCs w:val="24"/>
+          <w:rtl w:val="0"/>
+        </w:rPr>
+        <w:t xml:space="preserve">qemu-img.exe</w:t>
+      </w:r>
+      <w:r>
+        <w:rPr>
+          <w:sz w:val="24"/>
+          <w:szCs w:val="24"/>
+          <w:rtl w:val="0"/>
+        </w:rPr>
+        <w:t xml:space="preserve"> and </w:t>
+      </w:r>
+      <w:r>
+        <w:rPr>
+          <w:rFonts w:ascii="Roboto Mono" w:cs="Roboto Mono" w:eastAsia="Roboto Mono" w:hAnsi="Roboto Mono"/>
+          <w:color w:val="188038"/>
+          <w:sz w:val="24"/>
+          <w:szCs w:val="24"/>
+          <w:rtl w:val="0"/>
+        </w:rPr>
+        <w:t xml:space="preserve">qemu-system-x86_64.exe</w:t>
+      </w:r>
+      <w:r>
+        <w:rPr>
+          <w:sz w:val="24"/>
+          <w:szCs w:val="24"/>
+          <w:rtl w:val="0"/>
+        </w:rPr>
+        <w:t xml:space="preserve">)</w:t>
+      </w:r>
+    </w:p>
+    <w:p>
+      <w:pPr>
+        <w:numPr>
+          <w:ilvl w:val="0"/>
+          <w:numId w:val="2"/>
+        </w:numPr>
+        <w:spacing w:after="0" w:afterAutospacing="0" w:before="0" w:beforeAutospacing="0" w:lineRule="auto"/>
+        <w:ind w:left="720" w:hanging="360"/>
+        <w:rPr>
+          <w:sz w:val="24"/>
+          <w:szCs w:val="24"/>
+        </w:rPr>
+      </w:pPr>
+      <w:r>
+        <w:rPr>
+          <w:rFonts w:ascii="Roboto Mono" w:cs="Roboto Mono" w:eastAsia="Roboto Mono" w:hAnsi="Roboto Mono"/>
+          <w:color w:val="188038"/>
+          <w:sz w:val="24"/>
+          <w:szCs w:val="24"/>
+          <w:rtl w:val="0"/>
+        </w:rPr>
+        <w:t xml:space="preserve">tkinter</w:t>
+      </w:r>
+      <w:r>
+        <w:rPr>
+          <w:sz w:val="24"/>
+          <w:szCs w:val="24"/>
+          <w:rtl w:val="0"/>
+        </w:rPr>
+        <w:t xml:space="preserve"> (standard with Python)</w:t>
+      </w:r>
+    </w:p>
+    <w:p>
+      <w:pPr>
+        <w:numPr>
+          <w:ilvl w:val="0"/>
+          <w:numId w:val="2"/>
+        </w:numPr>
+        <w:spacing w:after="240" w:before="0" w:beforeAutospacing="0" w:lineRule="auto"/>
+        <w:ind w:left="720" w:hanging="360"/>
+        <w:rPr>
+          <w:sz w:val="24"/>
+          <w:szCs w:val="24"/>
+        </w:rPr>
+      </w:pPr>
+      <w:r>
+        <w:rPr>
+          <w:sz w:val="24"/>
+          <w:szCs w:val="24"/>
+          <w:rtl w:val="0"/>
+        </w:rPr>
+        <w:t xml:space="preserve">Windows OS (tested)</w:t>
+      </w:r>
+    </w:p>
+    <w:p>
+      <w:pPr>
+        <w:spacing w:after="240" w:before="240" w:lineRule="auto"/>
+        <w:ind w:left="720" w:hanging="360"/>
+        <w:rPr>
+          <w:sz w:val="24"/>
+          <w:szCs w:val="24"/>
+        </w:rPr>
+      </w:pPr>
+      <w:r>
+        <w:pict>
+          <v:rect style="width:0.0pt;height:1.5pt" o:hr="t" o:hrstd="t" o:hralign="center" fillcolor="#A0A0A0" stroked="f"/>
+        </w:pict>
+      </w:r>
+      <w:r>
+        <w:rPr>
+          <w:rtl w:val="0"/>
+        </w:rPr>
+      </w:r>
+    </w:p>
+    <w:p>
+      <w:pPr>
+        <w:pStyle w:val="Heading2"/>
+        <w:keepNext w:val="0"/>
+        <w:keepLines w:val="0"/>
+        <w:spacing w:after="80" w:lineRule="auto"/>
+        <w:ind w:left="720" w:hanging="360"/>
+        <w:rPr>
+          <w:b w:val="1"/>
+          <w:sz w:val="34"/>
+          <w:szCs w:val="34"/>
+        </w:rPr>
+      </w:pPr>
+      <w:bookmarkStart w:colFirst="0" w:colLast="0" w:name="_rhky7my8f733" w:id="8"/>
+      <w:bookmarkEnd w:id="8"/>
+      <w:r>
+        <w:rPr>
+          <w:b w:val="1"/>
+          <w:sz w:val="34"/>
+          <w:szCs w:val="34"/>
+          <w:rtl w:val="0"/>
+        </w:rPr>
+        <w:t xml:space="preserve">Configuration</w:t>
+      </w:r>
+    </w:p>
+    <w:p>
+      <w:pPr>
+        <w:pStyle w:val="Heading3"/>
+        <w:keepNext w:val="0"/>
+        <w:keepLines w:val="0"/>
+        <w:spacing w:before="280" w:lineRule="auto"/>
+        <w:ind w:left="720" w:hanging="360"/>
+        <w:rPr>
+          <w:b w:val="1"/>
+          <w:color w:val="000000"/>
+          <w:sz w:val="26"/>
+          <w:szCs w:val="26"/>
+        </w:rPr>
+      </w:pPr>
+      <w:bookmarkStart w:colFirst="0" w:colLast="0" w:name="_dqcvb4t2j5bw" w:id="9"/>
+      <w:bookmarkEnd w:id="9"/>
+      <w:r>
+        <w:rPr>
+          <w:b w:val="1"/>
+          <w:color w:val="000000"/>
+          <w:sz w:val="26"/>
+          <w:szCs w:val="26"/>
+          <w:rtl w:val="0"/>
+        </w:rPr>
+        <w:t xml:space="preserve">Required Paths</w:t>
+      </w:r>
+    </w:p>
+    <w:p>
+      <w:pPr>
+        <w:spacing w:after="240" w:before="240" w:lineRule="auto"/>
+        <w:rPr>
+          <w:sz w:val="24"/>
+          <w:szCs w:val="24"/>
+        </w:rPr>
+      </w:pPr>
+      <w:r>
+        <w:rPr>
+          <w:sz w:val="24"/>
+          <w:szCs w:val="24"/>
+          <w:rtl w:val="0"/>
+        </w:rPr>
+        <w:t xml:space="preserve">Modify the following variables in the source:</w:t>
+      </w:r>
+    </w:p>
+    <w:p>
+      <w:pPr>
+        <w:numPr>
+          <w:ilvl w:val="0"/>
+          <w:numId w:val="11"/>
+        </w:numPr>
+        <w:spacing w:after="0" w:afterAutospacing="0" w:before="240" w:lineRule="auto"/>
+        <w:ind w:left="720" w:hanging="360"/>
+        <w:rPr>
+          <w:sz w:val="24"/>
+          <w:szCs w:val="24"/>
+        </w:rPr>
+      </w:pPr>
+      <w:r>
+        <w:rPr>
+          <w:sz w:val="24"/>
+          <w:szCs w:val="24"/>
+          <w:rtl w:val="0"/>
+        </w:rPr>
+        <w:t xml:space="preserve">QEMU_IMG_PATH = "C:/msys64/ucrt64/bin/qemu-img.exe"</w:t>
+      </w:r>
+    </w:p>
+    <w:p>
+      <w:pPr>
+        <w:numPr>
+          <w:ilvl w:val="0"/>
+          <w:numId w:val="11"/>
+        </w:numPr>
+        <w:spacing w:after="240" w:before="0" w:beforeAutospacing="0" w:lineRule="auto"/>
+        <w:ind w:left="720" w:hanging="360"/>
+        <w:rPr>
+          <w:sz w:val="24"/>
+          <w:szCs w:val="24"/>
+        </w:rPr>
+      </w:pPr>
+      <w:r>
+        <w:rPr>
+          <w:sz w:val="24"/>
+          <w:szCs w:val="24"/>
+          <w:rtl w:val="0"/>
+        </w:rPr>
+        <w:t xml:space="preserve">QEMU_SYSTEM_PATH = "C:/msys64/ucrt64/bin/qemu-system-x86_64.exe"</w:t>
+      </w:r>
+    </w:p>
+    <w:p>
+      <w:pPr>
+        <w:spacing w:after="240" w:before="240" w:lineRule="auto"/>
+        <w:ind w:left="720" w:hanging="360"/>
+        <w:rPr>
+          <w:sz w:val="24"/>
+          <w:szCs w:val="24"/>
+        </w:rPr>
+      </w:pPr>
+      <w:r>
+        <w:rPr>
+          <w:sz w:val="24"/>
+          <w:szCs w:val="24"/>
+          <w:rtl w:val="0"/>
+        </w:rPr>
+        <w:t xml:space="preserve">VM_PROJECTS_DIR = "D:/VMs/projects/"</w:t>
+      </w:r>
+    </w:p>
+    <w:p>
+      <w:pPr>
+        <w:spacing w:after="240" w:before="240" w:lineRule="auto"/>
+        <w:rPr>
+          <w:sz w:val="24"/>
+          <w:szCs w:val="24"/>
+        </w:rPr>
+      </w:pPr>
+      <w:r>
+        <w:rPr>
+          <w:sz w:val="24"/>
+          <w:szCs w:val="24"/>
+          <w:rtl w:val="0"/>
+        </w:rPr>
+        <w:t xml:space="preserve">Ensure QEMU is installed in the specified location or adjust accordingly.</w:t>
+      </w:r>
+    </w:p>
+    <w:p>
+      <w:pPr>
+        <w:spacing w:after="240" w:before="240" w:lineRule="auto"/>
+        <w:ind w:left="720" w:hanging="360"/>
+        <w:rPr>
+          <w:sz w:val="24"/>
+          <w:szCs w:val="24"/>
+        </w:rPr>
+      </w:pPr>
+      <w:r>
+        <w:pict>
+          <v:rect style="width:0.0pt;height:1.5pt" o:hr="t" o:hrstd="t" o:hralign="center" fillcolor="#A0A0A0" stroked="f"/>
+        </w:pict>
+      </w:r>
+      <w:r>
+        <w:rPr>
+          <w:rtl w:val="0"/>
+        </w:rPr>
+      </w:r>
+    </w:p>
+    <w:p>
+      <w:pPr>
+        <w:pStyle w:val="Heading2"/>
+        <w:keepNext w:val="0"/>
+        <w:keepLines w:val="0"/>
+        <w:spacing w:after="80" w:lineRule="auto"/>
+        <w:ind w:left="720" w:hanging="360"/>
+        <w:rPr>
+          <w:b w:val="1"/>
+          <w:sz w:val="34"/>
+          <w:szCs w:val="34"/>
+        </w:rPr>
+      </w:pPr>
+      <w:bookmarkStart w:colFirst="0" w:colLast="0" w:name="_wn7kway79quq" w:id="10"/>
+      <w:bookmarkEnd w:id="10"/>
+      <w:r>
+        <w:rPr>
+          <w:b w:val="1"/>
+          <w:sz w:val="34"/>
+          <w:szCs w:val="34"/>
+          <w:rtl w:val="0"/>
+        </w:rPr>
+        <w:t xml:space="preserve">Technical Breakdown</w:t>
+      </w:r>
+    </w:p>
+    <w:p>
+      <w:pPr>
+        <w:pStyle w:val="Heading3"/>
+        <w:keepNext w:val="0"/>
+        <w:keepLines w:val="0"/>
+        <w:spacing w:before="280" w:lineRule="auto"/>
+        <w:ind w:left="720" w:hanging="360"/>
+        <w:rPr>
+          <w:b w:val="1"/>
+          <w:color w:val="000000"/>
+          <w:sz w:val="26"/>
+          <w:szCs w:val="26"/>
+        </w:rPr>
+      </w:pPr>
+      <w:bookmarkStart w:colFirst="0" w:colLast="0" w:name="_q55q43s12bge" w:id="11"/>
+      <w:bookmarkEnd w:id="11"/>
+      <w:r>
+        <w:rPr>
+          <w:b w:val="1"/>
+          <w:color w:val="000000"/>
+          <w:sz w:val="26"/>
+          <w:szCs w:val="26"/>
+          <w:rtl w:val="0"/>
+        </w:rPr>
+        <w:t xml:space="preserve">GUI Framework</w:t>
+      </w:r>
+    </w:p>
+    <w:p>
+      <w:pPr>
+        <w:numPr>
+          <w:ilvl w:val="0"/>
+          <w:numId w:val="8"/>
+        </w:numPr>
+        <w:spacing w:after="0" w:afterAutospacing="0" w:before="240" w:lineRule="auto"/>
+        <w:ind w:left="720" w:hanging="360"/>
+        <w:rPr>
+          <w:sz w:val="24"/>
+          <w:szCs w:val="24"/>
+        </w:rPr>
+      </w:pPr>
+      <w:r>
+        <w:rPr>
+          <w:sz w:val="24"/>
+          <w:szCs w:val="24"/>
+          <w:rtl w:val="0"/>
+        </w:rPr>
+        <w:t xml:space="preserve">Built with </w:t>
+      </w:r>
+      <w:r>
+        <w:rPr>
+          <w:rFonts w:ascii="Roboto Mono" w:cs="Roboto Mono" w:eastAsia="Roboto Mono" w:hAnsi="Roboto Mono"/>
+          <w:color w:val="188038"/>
+          <w:sz w:val="24"/>
+          <w:szCs w:val="24"/>
+          <w:rtl w:val="0"/>
+        </w:rPr>
+        <w:t xml:space="preserve">tkinter</w:t>
+      </w:r>
+    </w:p>
+    <w:p>
+      <w:pPr>
+        <w:numPr>
+          <w:ilvl w:val="0"/>
+          <w:numId w:val="8"/>
+        </w:numPr>
+        <w:spacing w:after="0" w:afterAutospacing="0" w:before="0" w:beforeAutospacing="0" w:lineRule="auto"/>
+        <w:ind w:left="720" w:hanging="360"/>
+        <w:rPr>
+          <w:sz w:val="24"/>
+          <w:szCs w:val="24"/>
+        </w:rPr>
+      </w:pPr>
+      <w:r>
+        <w:rPr>
+          <w:sz w:val="24"/>
+          <w:szCs w:val="24"/>
+          <w:rtl w:val="0"/>
+        </w:rPr>
+        <w:t xml:space="preserve">Custom color theme defined in a </w:t>
+      </w:r>
+      <w:r>
+        <w:rPr>
+          <w:rFonts w:ascii="Roboto Mono" w:cs="Roboto Mono" w:eastAsia="Roboto Mono" w:hAnsi="Roboto Mono"/>
+          <w:color w:val="188038"/>
+          <w:sz w:val="24"/>
+          <w:szCs w:val="24"/>
+          <w:rtl w:val="0"/>
+        </w:rPr>
+        <w:t xml:space="preserve">COLORS</w:t>
+      </w:r>
+      <w:r>
+        <w:rPr>
+          <w:sz w:val="24"/>
+          <w:szCs w:val="24"/>
+          <w:rtl w:val="0"/>
+        </w:rPr>
+        <w:t xml:space="preserve"> dictionary</w:t>
+      </w:r>
+    </w:p>
+    <w:p>
+      <w:pPr>
+        <w:numPr>
+          <w:ilvl w:val="0"/>
+          <w:numId w:val="8"/>
+        </w:numPr>
+        <w:spacing w:after="0" w:afterAutospacing="0" w:before="0" w:beforeAutospacing="0" w:lineRule="auto"/>
+        <w:ind w:left="720" w:hanging="360"/>
+        <w:rPr>
+          <w:sz w:val="24"/>
+          <w:szCs w:val="24"/>
+        </w:rPr>
+      </w:pPr>
+      <w:r>
+        <w:rPr>
+          <w:sz w:val="24"/>
+          <w:szCs w:val="24"/>
+          <w:rtl w:val="0"/>
+        </w:rPr>
+        <w:t xml:space="preserve">Modular sections:</w:t>
+      </w:r>
+    </w:p>
+    <w:p>
+      <w:pPr>
+        <w:numPr>
+          <w:ilvl w:val="1"/>
+          <w:numId w:val="8"/>
+        </w:numPr>
+        <w:spacing w:after="0" w:afterAutospacing="0" w:before="0" w:beforeAutospacing="0" w:lineRule="auto"/>
+        <w:ind w:left="1440" w:hanging="360"/>
+        <w:rPr>
+          <w:sz w:val="24"/>
+          <w:szCs w:val="24"/>
+        </w:rPr>
+      </w:pPr>
+      <w:r>
+        <w:rPr>
+          <w:sz w:val="24"/>
+          <w:szCs w:val="24"/>
+          <w:rtl w:val="0"/>
+        </w:rPr>
+        <w:t xml:space="preserve">Sidebar Navigation</w:t>
+      </w:r>
+    </w:p>
+    <w:p>
+      <w:pPr>
+        <w:numPr>
+          <w:ilvl w:val="1"/>
+          <w:numId w:val="8"/>
+        </w:numPr>
+        <w:spacing w:after="240" w:before="0" w:beforeAutospacing="0" w:lineRule="auto"/>
+        <w:ind w:left="1440" w:hanging="360"/>
+        <w:rPr>
+          <w:sz w:val="24"/>
+          <w:szCs w:val="24"/>
+        </w:rPr>
+      </w:pPr>
+      <w:r>
+        <w:rPr>
+          <w:sz w:val="24"/>
+          <w:szCs w:val="24"/>
+          <w:rtl w:val="0"/>
+        </w:rPr>
+        <w:t xml:space="preserve">Pages (Create, Edit, Launch, Manage)</w:t>
+      </w:r>
+    </w:p>
+    <w:p>
+      <w:pPr>
+        <w:pStyle w:val="Heading3"/>
+        <w:keepNext w:val="0"/>
+        <w:keepLines w:val="0"/>
+        <w:spacing w:before="280" w:lineRule="auto"/>
+        <w:ind w:left="720" w:hanging="360"/>
+        <w:rPr>
+          <w:b w:val="1"/>
+          <w:color w:val="000000"/>
+          <w:sz w:val="26"/>
+          <w:szCs w:val="26"/>
+        </w:rPr>
+      </w:pPr>
+      <w:bookmarkStart w:colFirst="0" w:colLast="0" w:name="_ka2eoh1k78pv" w:id="12"/>
+      <w:bookmarkEnd w:id="12"/>
+      <w:r>
+        <w:rPr>
+          <w:b w:val="1"/>
+          <w:color w:val="000000"/>
+          <w:sz w:val="26"/>
+          <w:szCs w:val="26"/>
+          <w:rtl w:val="0"/>
+        </w:rPr>
+        <w:t xml:space="preserve">Disk Management Logic</w:t>
       </w:r>
     </w:p>
     <w:p>
@@ -177,29 +1629,21 @@
       </w:pPr>
       <w:r>
         <w:rPr>
-          <w:sz w:val="24"/>
-          <w:szCs w:val="24"/>
-          <w:rtl w:val="0"/>
-        </w:rPr>
-        <w:t xml:space="preserve">Create new virtual disk images in formats: </w:t>
-      </w:r>
-      <w:r>
-        <w:rPr>
           <w:rFonts w:ascii="Roboto Mono" w:cs="Roboto Mono" w:eastAsia="Roboto Mono" w:hAnsi="Roboto Mono"/>
           <w:color w:val="188038"/>
           <w:sz w:val="24"/>
           <w:szCs w:val="24"/>
           <w:rtl w:val="0"/>
         </w:rPr>
-        <w:t xml:space="preserve">qcow2</w:t>
-      </w:r>
-      <w:r>
-        <w:rPr>
-          <w:sz w:val="24"/>
-          <w:szCs w:val="24"/>
-          <w:rtl w:val="0"/>
-        </w:rPr>
-        <w:t xml:space="preserve">, </w:t>
+        <w:t xml:space="preserve">qemu-img</w:t>
+      </w:r>
+      <w:r>
+        <w:rPr>
+          <w:sz w:val="24"/>
+          <w:szCs w:val="24"/>
+          <w:rtl w:val="0"/>
+        </w:rPr>
+        <w:t xml:space="preserve"> is invoked via </w:t>
       </w:r>
       <w:r>
         <w:rPr>
@@ -209,61 +1653,15 @@
           <w:szCs w:val="24"/>
           <w:rtl w:val="0"/>
         </w:rPr>
-        <w:t xml:space="preserve">raw</w:t>
-      </w:r>
-      <w:r>
-        <w:rPr>
-          <w:sz w:val="24"/>
-          <w:szCs w:val="24"/>
-          <w:rtl w:val="0"/>
-        </w:rPr>
-        <w:t xml:space="preserve">, </w:t>
-      </w:r>
-      <w:r>
-        <w:rPr>
-          <w:rFonts w:ascii="Roboto Mono" w:cs="Roboto Mono" w:eastAsia="Roboto Mono" w:hAnsi="Roboto Mono"/>
-          <w:color w:val="188038"/>
-          <w:sz w:val="24"/>
-          <w:szCs w:val="24"/>
-          <w:rtl w:val="0"/>
-        </w:rPr>
-        <w:t xml:space="preserve">vhdx</w:t>
-      </w:r>
-      <w:r>
-        <w:rPr>
-          <w:sz w:val="24"/>
-          <w:szCs w:val="24"/>
-          <w:rtl w:val="0"/>
-        </w:rPr>
-        <w:t xml:space="preserve">, </w:t>
-      </w:r>
-      <w:r>
-        <w:rPr>
-          <w:rFonts w:ascii="Roboto Mono" w:cs="Roboto Mono" w:eastAsia="Roboto Mono" w:hAnsi="Roboto Mono"/>
-          <w:color w:val="188038"/>
-          <w:sz w:val="24"/>
-          <w:szCs w:val="24"/>
-          <w:rtl w:val="0"/>
-        </w:rPr>
-        <w:t xml:space="preserve">vmdk</w:t>
-      </w:r>
-      <w:r>
-        <w:rPr>
-          <w:sz w:val="24"/>
-          <w:szCs w:val="24"/>
-          <w:rtl w:val="0"/>
-        </w:rPr>
-        <w:t xml:space="preserve">, </w:t>
-      </w:r>
-      <w:r>
-        <w:rPr>
-          <w:rFonts w:ascii="Roboto Mono" w:cs="Roboto Mono" w:eastAsia="Roboto Mono" w:hAnsi="Roboto Mono"/>
-          <w:color w:val="188038"/>
-          <w:sz w:val="24"/>
-          <w:szCs w:val="24"/>
-          <w:rtl w:val="0"/>
-        </w:rPr>
-        <w:t xml:space="preserve">vdi</w:t>
+        <w:t xml:space="preserve">subprocess.run()</w:t>
+      </w:r>
+      <w:r>
+        <w:rPr>
+          <w:sz w:val="24"/>
+          <w:szCs w:val="24"/>
+          <w:rtl w:val="0"/>
+        </w:rPr>
+        <w:t xml:space="preserve"> for disk operations</w:t>
       </w:r>
     </w:p>
     <w:p>
@@ -285,51 +1683,7 @@
           <w:szCs w:val="24"/>
           <w:rtl w:val="0"/>
         </w:rPr>
-        <w:t xml:space="preserve">User specifies:</w:t>
-      </w:r>
-    </w:p>
-    <w:p>
-      <w:pPr>
-        <w:numPr>
-          <w:ilvl w:val="1"/>
-          <w:numId w:val="5"/>
-        </w:numPr>
-        <w:spacing w:after="0" w:afterAutospacing="0" w:before="0" w:beforeAutospacing="0" w:lineRule="auto"/>
-        <w:ind w:left="1440" w:hanging="360"/>
-        <w:rPr>
-          <w:sz w:val="24"/>
-          <w:szCs w:val="24"/>
-        </w:rPr>
-      </w:pPr>
-      <w:r>
-        <w:rPr>
-          <w:sz w:val="24"/>
-          <w:szCs w:val="24"/>
-          <w:rtl w:val="0"/>
-        </w:rPr>
-        <w:t xml:space="preserve">Disk name</w:t>
-      </w:r>
-    </w:p>
-    <w:p>
-      <w:pPr>
-        <w:numPr>
-          <w:ilvl w:val="1"/>
-          <w:numId w:val="5"/>
-        </w:numPr>
-        <w:spacing w:after="0" w:afterAutospacing="0" w:before="0" w:beforeAutospacing="0" w:lineRule="auto"/>
-        <w:ind w:left="1440" w:hanging="360"/>
-        <w:rPr>
-          <w:sz w:val="24"/>
-          <w:szCs w:val="24"/>
-        </w:rPr>
-      </w:pPr>
-      <w:r>
-        <w:rPr>
-          <w:sz w:val="24"/>
-          <w:szCs w:val="24"/>
-          <w:rtl w:val="0"/>
-        </w:rPr>
-        <w:t xml:space="preserve">Size (e.g., </w:t>
+        <w:t xml:space="preserve">Supports disk size validation and suffix checking (</w:t>
       </w:r>
       <w:r>
         <w:rPr>
@@ -339,7 +1693,7 @@
           <w:szCs w:val="24"/>
           <w:rtl w:val="0"/>
         </w:rPr>
-        <w:t xml:space="preserve">20G</w:t>
+        <w:t xml:space="preserve">G</w:t>
       </w:r>
       <w:r>
         <w:rPr>
@@ -357,7 +1711,25 @@
           <w:szCs w:val="24"/>
           <w:rtl w:val="0"/>
         </w:rPr>
-        <w:t xml:space="preserve">100M</w:t>
+        <w:t xml:space="preserve">M</w:t>
+      </w:r>
+      <w:r>
+        <w:rPr>
+          <w:sz w:val="24"/>
+          <w:szCs w:val="24"/>
+          <w:rtl w:val="0"/>
+        </w:rPr>
+        <w:t xml:space="preserve">, </w:t>
+      </w:r>
+      <w:r>
+        <w:rPr>
+          <w:rFonts w:ascii="Roboto Mono" w:cs="Roboto Mono" w:eastAsia="Roboto Mono" w:hAnsi="Roboto Mono"/>
+          <w:color w:val="188038"/>
+          <w:sz w:val="24"/>
+          <w:szCs w:val="24"/>
+          <w:rtl w:val="0"/>
+        </w:rPr>
+        <w:t xml:space="preserve">K</w:t>
       </w:r>
       <w:r>
         <w:rPr>
@@ -366,51 +1738,6 @@
           <w:rtl w:val="0"/>
         </w:rPr>
         <w:t xml:space="preserve">)</w:t>
-      </w:r>
-    </w:p>
-    <w:p>
-      <w:pPr>
-        <w:numPr>
-          <w:ilvl w:val="1"/>
-          <w:numId w:val="5"/>
-        </w:numPr>
-        <w:spacing w:after="0" w:afterAutospacing="0" w:before="0" w:beforeAutospacing="0" w:lineRule="auto"/>
-        <w:ind w:left="1440" w:hanging="360"/>
-        <w:rPr>
-          <w:sz w:val="24"/>
-          <w:szCs w:val="24"/>
-        </w:rPr>
-      </w:pPr>
-      <w:r>
-        <w:rPr>
-          <w:sz w:val="24"/>
-          <w:szCs w:val="24"/>
-          <w:rtl w:val="0"/>
-        </w:rPr>
-        <w:t xml:space="preserve">Format</w:t>
-      </w:r>
-    </w:p>
-    <w:p>
-      <w:pPr>
-        <w:numPr>
-          <w:ilvl w:val="1"/>
-          <w:numId w:val="5"/>
-        </w:numPr>
-        <w:spacing w:after="0" w:afterAutospacing="0" w:before="0" w:beforeAutospacing="0" w:lineRule="auto"/>
-        <w:ind w:left="1440" w:hanging="360"/>
-        <w:rPr>
-          <w:sz w:val="24"/>
-          <w:szCs w:val="24"/>
-        </w:rPr>
-      </w:pPr>
-      <w:r>
-        <w:rPr>
-          <w:b w:val="1"/>
-          <w:sz w:val="24"/>
-          <w:szCs w:val="24"/>
-          <w:rtl w:val="0"/>
-        </w:rPr>
-        <w:t xml:space="preserve">Save location (using a file browser dialog)</w:t>
       </w:r>
     </w:p>
     <w:p>
@@ -432,7 +1759,7 @@
           <w:szCs w:val="24"/>
           <w:rtl w:val="0"/>
         </w:rPr>
-        <w:t xml:space="preserve">Disk is created using </w:t>
+        <w:t xml:space="preserve">Displays output or errors using </w:t>
       </w:r>
       <w:r>
         <w:rPr>
@@ -442,15 +1769,7 @@
           <w:szCs w:val="24"/>
           <w:rtl w:val="0"/>
         </w:rPr>
-        <w:t xml:space="preserve">qemu-img</w:t>
-      </w:r>
-      <w:r>
-        <w:rPr>
-          <w:sz w:val="24"/>
-          <w:szCs w:val="24"/>
-          <w:rtl w:val="0"/>
-        </w:rPr>
-        <w:t xml:space="preserve"> and saved to the selected directory</w:t>
+        <w:t xml:space="preserve">messagebox</w:t>
       </w:r>
     </w:p>
     <w:p>
@@ -459,31 +1778,32 @@
         <w:keepNext w:val="0"/>
         <w:keepLines w:val="0"/>
         <w:spacing w:before="280" w:lineRule="auto"/>
+        <w:ind w:left="720" w:hanging="360"/>
         <w:rPr>
           <w:b w:val="1"/>
           <w:color w:val="000000"/>
-          <w:sz w:val="24"/>
-          <w:szCs w:val="24"/>
-        </w:rPr>
-      </w:pPr>
-      <w:bookmarkStart w:colFirst="0" w:colLast="0" w:name="_gu8ntjqouze" w:id="4"/>
-      <w:bookmarkEnd w:id="4"/>
+          <w:sz w:val="26"/>
+          <w:szCs w:val="26"/>
+        </w:rPr>
+      </w:pPr>
+      <w:bookmarkStart w:colFirst="0" w:colLast="0" w:name="_kiag2d2pv4rw" w:id="13"/>
+      <w:bookmarkEnd w:id="13"/>
       <w:r>
         <w:rPr>
           <w:b w:val="1"/>
           <w:color w:val="000000"/>
-          <w:sz w:val="24"/>
-          <w:szCs w:val="24"/>
-          <w:rtl w:val="0"/>
-        </w:rPr>
-        <w:t xml:space="preserve">2. Edit Virtual Disk</w:t>
+          <w:sz w:val="26"/>
+          <w:szCs w:val="26"/>
+          <w:rtl w:val="0"/>
+        </w:rPr>
+        <w:t xml:space="preserve">VM Launching</w:t>
       </w:r>
     </w:p>
     <w:p>
       <w:pPr>
         <w:numPr>
           <w:ilvl w:val="0"/>
-          <w:numId w:val="11"/>
+          <w:numId w:val="6"/>
         </w:numPr>
         <w:spacing w:after="0" w:afterAutospacing="0" w:before="240" w:lineRule="auto"/>
         <w:ind w:left="720" w:hanging="360"/>
@@ -498,14 +1818,32 @@
           <w:szCs w:val="24"/>
           <w:rtl w:val="0"/>
         </w:rPr>
-        <w:t xml:space="preserve">Load and inspect existing virtual disks</w:t>
+        <w:t xml:space="preserve">Uses </w:t>
+      </w:r>
+      <w:r>
+        <w:rPr>
+          <w:rFonts w:ascii="Roboto Mono" w:cs="Roboto Mono" w:eastAsia="Roboto Mono" w:hAnsi="Roboto Mono"/>
+          <w:color w:val="188038"/>
+          <w:sz w:val="24"/>
+          <w:szCs w:val="24"/>
+          <w:rtl w:val="0"/>
+        </w:rPr>
+        <w:t xml:space="preserve">subprocess.Popen()</w:t>
+      </w:r>
+      <w:r>
+        <w:rPr>
+          <w:sz w:val="24"/>
+          <w:szCs w:val="24"/>
+          <w:rtl w:val="0"/>
+        </w:rPr>
+        <w:t xml:space="preserve"> to non-blockingly start QEMU VMs</w:t>
       </w:r>
     </w:p>
     <w:p>
       <w:pPr>
         <w:numPr>
           <w:ilvl w:val="0"/>
-          <w:numId w:val="11"/>
+          <w:numId w:val="6"/>
         </w:numPr>
         <w:spacing w:after="0" w:afterAutospacing="0" w:before="0" w:beforeAutospacing="0" w:lineRule="auto"/>
         <w:ind w:left="720" w:hanging="360"/>
@@ -520,7 +1858,7 @@
           <w:szCs w:val="24"/>
           <w:rtl w:val="0"/>
         </w:rPr>
-        <w:t xml:space="preserve">Resize disk (only supported for formats like </w:t>
+        <w:t xml:space="preserve">JSON config files are created in the </w:t>
       </w:r>
       <w:r>
         <w:rPr>
@@ -530,15 +1868,37 @@
           <w:szCs w:val="24"/>
           <w:rtl w:val="0"/>
         </w:rPr>
-        <w:t xml:space="preserve">.qcow2</w:t>
-      </w:r>
-      <w:r>
-        <w:rPr>
-          <w:sz w:val="24"/>
-          <w:szCs w:val="24"/>
-          <w:rtl w:val="0"/>
-        </w:rPr>
-        <w:t xml:space="preserve"> and </w:t>
+        <w:t xml:space="preserve">projects</w:t>
+      </w:r>
+      <w:r>
+        <w:rPr>
+          <w:sz w:val="24"/>
+          <w:szCs w:val="24"/>
+          <w:rtl w:val="0"/>
+        </w:rPr>
+        <w:t xml:space="preserve"> directory</w:t>
+      </w:r>
+    </w:p>
+    <w:p>
+      <w:pPr>
+        <w:numPr>
+          <w:ilvl w:val="0"/>
+          <w:numId w:val="6"/>
+        </w:numPr>
+        <w:spacing w:after="0" w:afterAutospacing="0" w:before="0" w:beforeAutospacing="0" w:lineRule="auto"/>
+        <w:ind w:left="720" w:hanging="360"/>
+        <w:rPr>
+          <w:sz w:val="24"/>
+          <w:szCs w:val="24"/>
+        </w:rPr>
+      </w:pPr>
+      <w:r>
+        <w:rPr>
+          <w:sz w:val="24"/>
+          <w:szCs w:val="24"/>
+          <w:rtl w:val="0"/>
+        </w:rPr>
+        <w:t xml:space="preserve">ISO and Disk are mounted with </w:t>
       </w:r>
       <w:r>
         <w:rPr>
@@ -548,44 +1908,40 @@
           <w:szCs w:val="24"/>
           <w:rtl w:val="0"/>
         </w:rPr>
-        <w:t xml:space="preserve">.raw</w:t>
-      </w:r>
-      <w:r>
-        <w:rPr>
-          <w:sz w:val="24"/>
-          <w:szCs w:val="24"/>
-          <w:rtl w:val="0"/>
-        </w:rPr>
-        <w:t xml:space="preserve">)</w:t>
+        <w:t xml:space="preserve">-cdrom</w:t>
+      </w:r>
+      <w:r>
+        <w:rPr>
+          <w:sz w:val="24"/>
+          <w:szCs w:val="24"/>
+          <w:rtl w:val="0"/>
+        </w:rPr>
+        <w:t xml:space="preserve"> and </w:t>
+      </w:r>
+      <w:r>
+        <w:rPr>
+          <w:rFonts w:ascii="Roboto Mono" w:cs="Roboto Mono" w:eastAsia="Roboto Mono" w:hAnsi="Roboto Mono"/>
+          <w:color w:val="188038"/>
+          <w:sz w:val="24"/>
+          <w:szCs w:val="24"/>
+          <w:rtl w:val="0"/>
+        </w:rPr>
+        <w:t xml:space="preserve">-hda</w:t>
+      </w:r>
+      <w:r>
+        <w:rPr>
+          <w:sz w:val="24"/>
+          <w:szCs w:val="24"/>
+          <w:rtl w:val="0"/>
+        </w:rPr>
+        <w:t xml:space="preserve"> respectively</w:t>
       </w:r>
     </w:p>
     <w:p>
       <w:pPr>
         <w:numPr>
           <w:ilvl w:val="0"/>
-          <w:numId w:val="11"/>
-        </w:numPr>
-        <w:spacing w:after="0" w:afterAutospacing="0" w:before="0" w:beforeAutospacing="0" w:lineRule="auto"/>
-        <w:ind w:left="720" w:hanging="360"/>
-        <w:rPr>
-          <w:sz w:val="24"/>
-          <w:szCs w:val="24"/>
-        </w:rPr>
-      </w:pPr>
-      <w:r>
-        <w:rPr>
-          <w:sz w:val="24"/>
-          <w:szCs w:val="24"/>
-          <w:rtl w:val="0"/>
-        </w:rPr>
-        <w:t xml:space="preserve">Convert disk between supported formats</w:t>
-      </w:r>
-    </w:p>
-    <w:p>
-      <w:pPr>
-        <w:numPr>
-          <w:ilvl w:val="0"/>
-          <w:numId w:val="11"/>
+          <w:numId w:val="6"/>
         </w:numPr>
         <w:spacing w:after="240" w:before="0" w:beforeAutospacing="0" w:lineRule="auto"/>
         <w:ind w:left="720" w:hanging="360"/>
@@ -600,7 +1956,7 @@
           <w:szCs w:val="24"/>
           <w:rtl w:val="0"/>
         </w:rPr>
-        <w:t xml:space="preserve">View detailed disk information using </w:t>
+        <w:t xml:space="preserve">Boot order set to CD-ROM (</w:t>
       </w:r>
       <w:r>
         <w:rPr>
@@ -610,239 +1966,7 @@
           <w:szCs w:val="24"/>
           <w:rtl w:val="0"/>
         </w:rPr>
-        <w:t xml:space="preserve">qemu-img info</w:t>
-      </w:r>
-    </w:p>
-    <w:p>
-      <w:pPr>
-        <w:pStyle w:val="Heading3"/>
-        <w:keepNext w:val="0"/>
-        <w:keepLines w:val="0"/>
-        <w:spacing w:before="280" w:lineRule="auto"/>
-        <w:rPr>
-          <w:b w:val="1"/>
-          <w:color w:val="000000"/>
-          <w:sz w:val="24"/>
-          <w:szCs w:val="24"/>
-        </w:rPr>
-      </w:pPr>
-      <w:bookmarkStart w:colFirst="0" w:colLast="0" w:name="_nu1v8ni6dhuc" w:id="5"/>
-      <w:bookmarkEnd w:id="5"/>
-      <w:r>
-        <w:rPr>
-          <w:b w:val="1"/>
-          <w:color w:val="000000"/>
-          <w:sz w:val="24"/>
-          <w:szCs w:val="24"/>
-          <w:rtl w:val="0"/>
-        </w:rPr>
-        <w:t xml:space="preserve">3. Launch Virtual Machine</w:t>
-      </w:r>
-    </w:p>
-    <w:p>
-      <w:pPr>
-        <w:numPr>
-          <w:ilvl w:val="0"/>
-          <w:numId w:val="1"/>
-        </w:numPr>
-        <w:spacing w:after="0" w:afterAutospacing="0" w:before="240" w:lineRule="auto"/>
-        <w:ind w:left="720" w:hanging="360"/>
-        <w:rPr>
-          <w:sz w:val="24"/>
-          <w:szCs w:val="24"/>
-        </w:rPr>
-      </w:pPr>
-      <w:r>
-        <w:rPr>
-          <w:sz w:val="24"/>
-          <w:szCs w:val="24"/>
-          <w:rtl w:val="0"/>
-        </w:rPr>
-        <w:t xml:space="preserve">Load existing virtual disk and ISO image</w:t>
-      </w:r>
-    </w:p>
-    <w:p>
-      <w:pPr>
-        <w:numPr>
-          <w:ilvl w:val="0"/>
-          <w:numId w:val="1"/>
-        </w:numPr>
-        <w:spacing w:after="0" w:afterAutospacing="0" w:before="0" w:beforeAutospacing="0" w:lineRule="auto"/>
-        <w:ind w:left="720" w:hanging="360"/>
-        <w:rPr>
-          <w:sz w:val="24"/>
-          <w:szCs w:val="24"/>
-        </w:rPr>
-      </w:pPr>
-      <w:r>
-        <w:rPr>
-          <w:sz w:val="24"/>
-          <w:szCs w:val="24"/>
-          <w:rtl w:val="0"/>
-        </w:rPr>
-        <w:t xml:space="preserve">User selects:</w:t>
-      </w:r>
-    </w:p>
-    <w:p>
-      <w:pPr>
-        <w:numPr>
-          <w:ilvl w:val="1"/>
-          <w:numId w:val="1"/>
-        </w:numPr>
-        <w:spacing w:after="0" w:afterAutospacing="0" w:before="0" w:beforeAutospacing="0" w:lineRule="auto"/>
-        <w:ind w:left="1440" w:hanging="360"/>
-        <w:rPr>
-          <w:sz w:val="24"/>
-          <w:szCs w:val="24"/>
-        </w:rPr>
-      </w:pPr>
-      <w:r>
-        <w:rPr>
-          <w:b w:val="1"/>
-          <w:sz w:val="24"/>
-          <w:szCs w:val="24"/>
-          <w:rtl w:val="0"/>
-        </w:rPr>
-        <w:t xml:space="preserve">Virtual Disk using a file browser dialog</w:t>
-      </w:r>
-    </w:p>
-    <w:p>
-      <w:pPr>
-        <w:numPr>
-          <w:ilvl w:val="1"/>
-          <w:numId w:val="1"/>
-        </w:numPr>
-        <w:spacing w:after="0" w:afterAutospacing="0" w:before="0" w:beforeAutospacing="0" w:lineRule="auto"/>
-        <w:ind w:left="1440" w:hanging="360"/>
-        <w:rPr>
-          <w:sz w:val="24"/>
-          <w:szCs w:val="24"/>
-        </w:rPr>
-      </w:pPr>
-      <w:r>
-        <w:rPr>
-          <w:b w:val="1"/>
-          <w:sz w:val="24"/>
-          <w:szCs w:val="24"/>
-          <w:rtl w:val="0"/>
-        </w:rPr>
-        <w:t xml:space="preserve">ISO Installer using a file browser dialog</w:t>
-      </w:r>
-    </w:p>
-    <w:p>
-      <w:pPr>
-        <w:numPr>
-          <w:ilvl w:val="1"/>
-          <w:numId w:val="1"/>
-        </w:numPr>
-        <w:spacing w:after="0" w:afterAutospacing="0" w:before="0" w:beforeAutospacing="0" w:lineRule="auto"/>
-        <w:ind w:left="1440" w:hanging="360"/>
-        <w:rPr>
-          <w:sz w:val="24"/>
-          <w:szCs w:val="24"/>
-        </w:rPr>
-      </w:pPr>
-      <w:r>
-        <w:rPr>
-          <w:sz w:val="24"/>
-          <w:szCs w:val="24"/>
-          <w:rtl w:val="0"/>
-        </w:rPr>
-        <w:t xml:space="preserve">RAM (in MB)</w:t>
-      </w:r>
-    </w:p>
-    <w:p>
-      <w:pPr>
-        <w:numPr>
-          <w:ilvl w:val="1"/>
-          <w:numId w:val="1"/>
-        </w:numPr>
-        <w:spacing w:after="0" w:afterAutospacing="0" w:before="0" w:beforeAutospacing="0" w:lineRule="auto"/>
-        <w:ind w:left="1440" w:hanging="360"/>
-        <w:rPr>
-          <w:sz w:val="24"/>
-          <w:szCs w:val="24"/>
-        </w:rPr>
-      </w:pPr>
-      <w:r>
-        <w:rPr>
-          <w:sz w:val="24"/>
-          <w:szCs w:val="24"/>
-          <w:rtl w:val="0"/>
-        </w:rPr>
-        <w:t xml:space="preserve">Number of CPU cores</w:t>
-      </w:r>
-    </w:p>
-    <w:p>
-      <w:pPr>
-        <w:numPr>
-          <w:ilvl w:val="0"/>
-          <w:numId w:val="1"/>
-        </w:numPr>
-        <w:spacing w:after="0" w:afterAutospacing="0" w:before="0" w:beforeAutospacing="0" w:lineRule="auto"/>
-        <w:ind w:left="720" w:hanging="360"/>
-        <w:rPr>
-          <w:sz w:val="24"/>
-          <w:szCs w:val="24"/>
-        </w:rPr>
-      </w:pPr>
-      <w:r>
-        <w:rPr>
-          <w:sz w:val="24"/>
-          <w:szCs w:val="24"/>
-          <w:rtl w:val="0"/>
-        </w:rPr>
-        <w:t xml:space="preserve">Confirm settings in a summary dialog</w:t>
-      </w:r>
-    </w:p>
-    <w:p>
-      <w:pPr>
-        <w:numPr>
-          <w:ilvl w:val="0"/>
-          <w:numId w:val="1"/>
-        </w:numPr>
-        <w:spacing w:after="0" w:afterAutospacing="0" w:before="0" w:beforeAutospacing="0" w:lineRule="auto"/>
-        <w:ind w:left="720" w:hanging="360"/>
-        <w:rPr>
-          <w:sz w:val="24"/>
-          <w:szCs w:val="24"/>
-        </w:rPr>
-      </w:pPr>
-      <w:r>
-        <w:rPr>
-          <w:sz w:val="24"/>
-          <w:szCs w:val="24"/>
-          <w:rtl w:val="0"/>
-        </w:rPr>
-        <w:t xml:space="preserve">VM is launched using QEMU, with ISO mounted as CD-ROM (</w:t>
-      </w:r>
-      <w:r>
-        <w:rPr>
-          <w:rFonts w:ascii="Roboto Mono" w:cs="Roboto Mono" w:eastAsia="Roboto Mono" w:hAnsi="Roboto Mono"/>
-          <w:color w:val="188038"/>
-          <w:sz w:val="24"/>
-          <w:szCs w:val="24"/>
-          <w:rtl w:val="0"/>
-        </w:rPr>
-        <w:t xml:space="preserve">-cdrom</w:t>
-      </w:r>
-      <w:r>
-        <w:rPr>
-          <w:sz w:val="24"/>
-          <w:szCs w:val="24"/>
-          <w:rtl w:val="0"/>
-        </w:rPr>
-        <w:t xml:space="preserve">) and disk as hard drive (</w:t>
-      </w:r>
-      <w:r>
-        <w:rPr>
-          <w:rFonts w:ascii="Roboto Mono" w:cs="Roboto Mono" w:eastAsia="Roboto Mono" w:hAnsi="Roboto Mono"/>
-          <w:color w:val="188038"/>
-          <w:sz w:val="24"/>
-          <w:szCs w:val="24"/>
-          <w:rtl w:val="0"/>
-        </w:rPr>
-        <w:t xml:space="preserve">-hda</w:t>
+        <w:t xml:space="preserve">-boot d</w:t>
       </w:r>
       <w:r>
         <w:rPr>
@@ -855,138 +1979,8 @@
     </w:p>
     <w:p>
       <w:pPr>
-        <w:numPr>
-          <w:ilvl w:val="0"/>
-          <w:numId w:val="1"/>
-        </w:numPr>
-        <w:spacing w:after="0" w:afterAutospacing="0" w:before="0" w:beforeAutospacing="0" w:lineRule="auto"/>
-        <w:ind w:left="720" w:hanging="360"/>
-        <w:rPr>
-          <w:sz w:val="24"/>
-          <w:szCs w:val="24"/>
-        </w:rPr>
-      </w:pPr>
-      <w:r>
-        <w:rPr>
-          <w:sz w:val="24"/>
-          <w:szCs w:val="24"/>
-          <w:rtl w:val="0"/>
-        </w:rPr>
-        <w:t xml:space="preserve">Boot order is set to CD-ROM first (</w:t>
-      </w:r>
-      <w:r>
-        <w:rPr>
-          <w:rFonts w:ascii="Roboto Mono" w:cs="Roboto Mono" w:eastAsia="Roboto Mono" w:hAnsi="Roboto Mono"/>
-          <w:color w:val="188038"/>
-          <w:sz w:val="24"/>
-          <w:szCs w:val="24"/>
-          <w:rtl w:val="0"/>
-        </w:rPr>
-        <w:t xml:space="preserve">-boot d</w:t>
-      </w:r>
-      <w:r>
-        <w:rPr>
-          <w:sz w:val="24"/>
-          <w:szCs w:val="24"/>
-          <w:rtl w:val="0"/>
-        </w:rPr>
-        <w:t xml:space="preserve">)</w:t>
-      </w:r>
-    </w:p>
-    <w:p>
-      <w:pPr>
-        <w:numPr>
-          <w:ilvl w:val="0"/>
-          <w:numId w:val="1"/>
-        </w:numPr>
-        <w:spacing w:after="240" w:before="0" w:beforeAutospacing="0" w:lineRule="auto"/>
-        <w:ind w:left="720" w:hanging="360"/>
-        <w:rPr>
-          <w:sz w:val="24"/>
-          <w:szCs w:val="24"/>
-        </w:rPr>
-      </w:pPr>
-      <w:r>
-        <w:rPr>
-          <w:sz w:val="24"/>
-          <w:szCs w:val="24"/>
-          <w:rtl w:val="0"/>
-        </w:rPr>
-        <w:t xml:space="preserve">Project is saved automatically as a JSON configuration for future reuse</w:t>
-      </w:r>
-    </w:p>
-    <w:p>
-      <w:pPr>
-        <w:pStyle w:val="Heading3"/>
-        <w:keepNext w:val="0"/>
-        <w:keepLines w:val="0"/>
-        <w:spacing w:before="280" w:lineRule="auto"/>
-        <w:rPr>
-          <w:b w:val="1"/>
-          <w:color w:val="000000"/>
-          <w:sz w:val="24"/>
-          <w:szCs w:val="24"/>
-        </w:rPr>
-      </w:pPr>
-      <w:bookmarkStart w:colFirst="0" w:colLast="0" w:name="_defew98lntq" w:id="6"/>
-      <w:bookmarkEnd w:id="6"/>
-      <w:r>
-        <w:rPr>
-          <w:b w:val="1"/>
-          <w:color w:val="000000"/>
-          <w:sz w:val="24"/>
-          <w:szCs w:val="24"/>
-          <w:rtl w:val="0"/>
-        </w:rPr>
-        <w:t xml:space="preserve">4. Manage Virtual Machines</w:t>
-      </w:r>
-    </w:p>
-    <w:p>
-      <w:pPr>
-        <w:numPr>
-          <w:ilvl w:val="0"/>
-          <w:numId w:val="3"/>
-        </w:numPr>
-        <w:spacing w:after="0" w:afterAutospacing="0" w:before="240" w:lineRule="auto"/>
-        <w:ind w:left="720" w:hanging="360"/>
-        <w:rPr>
-          <w:sz w:val="24"/>
-          <w:szCs w:val="24"/>
-        </w:rPr>
-      </w:pPr>
-      <w:r>
-        <w:rPr>
-          <w:sz w:val="24"/>
-          <w:szCs w:val="24"/>
-          <w:rtl w:val="0"/>
-        </w:rPr>
-        <w:t xml:space="preserve">List all saved VM project configurations</w:t>
-      </w:r>
-    </w:p>
-    <w:p>
-      <w:pPr>
-        <w:numPr>
-          <w:ilvl w:val="0"/>
-          <w:numId w:val="3"/>
-        </w:numPr>
-        <w:spacing w:after="240" w:before="0" w:beforeAutospacing="0" w:lineRule="auto"/>
-        <w:ind w:left="720" w:hanging="360"/>
-        <w:rPr>
-          <w:sz w:val="24"/>
-          <w:szCs w:val="24"/>
-        </w:rPr>
-      </w:pPr>
-      <w:r>
-        <w:rPr>
-          <w:sz w:val="24"/>
-          <w:szCs w:val="24"/>
-          <w:rtl w:val="0"/>
-        </w:rPr>
-        <w:t xml:space="preserve">Start or delete saved VM projects with one click</w:t>
-      </w:r>
-    </w:p>
-    <w:p>
-      <w:pPr>
+        <w:spacing w:after="240" w:before="240" w:lineRule="auto"/>
+        <w:ind w:left="720" w:hanging="360"/>
         <w:rPr>
           <w:sz w:val="24"/>
           <w:szCs w:val="24"/>
@@ -1009,22 +2003,23 @@
         <w:keepNext w:val="0"/>
         <w:keepLines w:val="0"/>
         <w:spacing w:after="80" w:lineRule="auto"/>
+        <w:ind w:left="720" w:hanging="360"/>
         <w:rPr>
           <w:b w:val="1"/>
-          <w:sz w:val="24"/>
-          <w:szCs w:val="24"/>
-        </w:rPr>
-      </w:pPr>
-      <w:bookmarkStart w:colFirst="0" w:colLast="0" w:name="_u2927cx7o2ve" w:id="7"/>
-      <w:bookmarkEnd w:id="7"/>
+          <w:sz w:val="34"/>
+          <w:szCs w:val="34"/>
+        </w:rPr>
+      </w:pPr>
+      <w:bookmarkStart w:colFirst="0" w:colLast="0" w:name="_xrg3ram5rwb5" w:id="14"/>
+      <w:bookmarkEnd w:id="14"/>
       <w:r>
         <w:rPr>
           <w:b w:val="1"/>
-          <w:sz w:val="24"/>
-          <w:szCs w:val="24"/>
-          <w:rtl w:val="0"/>
-        </w:rPr>
-        <w:t xml:space="preserve">Dependencies</w:t>
+          <w:sz w:val="34"/>
+          <w:szCs w:val="34"/>
+          <w:rtl w:val="0"/>
+        </w:rPr>
+        <w:t xml:space="preserve">Error Handling</w:t>
       </w:r>
     </w:p>
     <w:p>
@@ -1046,7 +2041,7 @@
           <w:szCs w:val="24"/>
           <w:rtl w:val="0"/>
         </w:rPr>
-        <w:t xml:space="preserve">Python 3.6+</w:t>
+        <w:t xml:space="preserve">Field validation for disk creation and VM launch</w:t>
       </w:r>
     </w:p>
     <w:p>
@@ -1068,43 +2063,7 @@
           <w:szCs w:val="24"/>
           <w:rtl w:val="0"/>
         </w:rPr>
-        <w:t xml:space="preserve">QEMU binaries installed (Paths must be set to </w:t>
-      </w:r>
-      <w:r>
-        <w:rPr>
-          <w:rFonts w:ascii="Roboto Mono" w:cs="Roboto Mono" w:eastAsia="Roboto Mono" w:hAnsi="Roboto Mono"/>
-          <w:color w:val="188038"/>
-          <w:sz w:val="24"/>
-          <w:szCs w:val="24"/>
-          <w:rtl w:val="0"/>
-        </w:rPr>
-        <w:t xml:space="preserve">qemu-img.exe</w:t>
-      </w:r>
-      <w:r>
-        <w:rPr>
-          <w:sz w:val="24"/>
-          <w:szCs w:val="24"/>
-          <w:rtl w:val="0"/>
-        </w:rPr>
-        <w:t xml:space="preserve"> and </w:t>
-      </w:r>
-      <w:r>
-        <w:rPr>
-          <w:rFonts w:ascii="Roboto Mono" w:cs="Roboto Mono" w:eastAsia="Roboto Mono" w:hAnsi="Roboto Mono"/>
-          <w:color w:val="188038"/>
-          <w:sz w:val="24"/>
-          <w:szCs w:val="24"/>
-          <w:rtl w:val="0"/>
-        </w:rPr>
-        <w:t xml:space="preserve">qemu-system-x86_64.exe</w:t>
-      </w:r>
-      <w:r>
-        <w:rPr>
-          <w:sz w:val="24"/>
-          <w:szCs w:val="24"/>
-          <w:rtl w:val="0"/>
-        </w:rPr>
-        <w:t xml:space="preserve">)</w:t>
+        <w:t xml:space="preserve">Format validation for disk size and file extensions</w:t>
       </w:r>
     </w:p>
     <w:p>
@@ -1122,21 +2081,11 @@
       </w:pPr>
       <w:r>
         <w:rPr>
-          <w:rFonts w:ascii="Roboto Mono" w:cs="Roboto Mono" w:eastAsia="Roboto Mono" w:hAnsi="Roboto Mono"/>
-          <w:color w:val="188038"/>
-          <w:sz w:val="24"/>
-          <w:szCs w:val="24"/>
-          <w:rtl w:val="0"/>
-        </w:rPr>
-        <w:t xml:space="preserve">tkinter</w:t>
-      </w:r>
-      <w:r>
-        <w:rPr>
-          <w:sz w:val="24"/>
-          <w:szCs w:val="24"/>
-          <w:rtl w:val="0"/>
-        </w:rPr>
-        <w:t xml:space="preserve"> (standard with Python)</w:t>
+          <w:sz w:val="24"/>
+          <w:szCs w:val="24"/>
+          <w:rtl w:val="0"/>
+        </w:rPr>
+        <w:t xml:space="preserve">Graceful failure handling with user feedback dialogs</w:t>
       </w:r>
     </w:p>
     <w:p>
@@ -1158,7 +2107,89 @@
           <w:szCs w:val="24"/>
           <w:rtl w:val="0"/>
         </w:rPr>
-        <w:t xml:space="preserve">Windows OS (tested)</w:t>
+        <w:t xml:space="preserve">Warning users of unsupported formats for resizing (</w:t>
+      </w:r>
+      <w:r>
+        <w:rPr>
+          <w:rFonts w:ascii="Roboto Mono" w:cs="Roboto Mono" w:eastAsia="Roboto Mono" w:hAnsi="Roboto Mono"/>
+          <w:color w:val="188038"/>
+          <w:sz w:val="24"/>
+          <w:szCs w:val="24"/>
+          <w:rtl w:val="0"/>
+        </w:rPr>
+        <w:t xml:space="preserve">.vhdx</w:t>
+      </w:r>
+      <w:r>
+        <w:rPr>
+          <w:sz w:val="24"/>
+          <w:szCs w:val="24"/>
+          <w:rtl w:val="0"/>
+        </w:rPr>
+        <w:t xml:space="preserve">, </w:t>
+      </w:r>
+      <w:r>
+        <w:rPr>
+          <w:rFonts w:ascii="Roboto Mono" w:cs="Roboto Mono" w:eastAsia="Roboto Mono" w:hAnsi="Roboto Mono"/>
+          <w:color w:val="188038"/>
+          <w:sz w:val="24"/>
+          <w:szCs w:val="24"/>
+          <w:rtl w:val="0"/>
+        </w:rPr>
+        <w:t xml:space="preserve">.vmdk</w:t>
+      </w:r>
+      <w:r>
+        <w:rPr>
+          <w:sz w:val="24"/>
+          <w:szCs w:val="24"/>
+          <w:rtl w:val="0"/>
+        </w:rPr>
+        <w:t xml:space="preserve">, </w:t>
+      </w:r>
+      <w:r>
+        <w:rPr>
+          <w:rFonts w:ascii="Roboto Mono" w:cs="Roboto Mono" w:eastAsia="Roboto Mono" w:hAnsi="Roboto Mono"/>
+          <w:color w:val="188038"/>
+          <w:sz w:val="24"/>
+          <w:szCs w:val="24"/>
+          <w:rtl w:val="0"/>
+        </w:rPr>
+        <w:t xml:space="preserve">.vdi</w:t>
+      </w:r>
+      <w:r>
+        <w:rPr>
+          <w:sz w:val="24"/>
+          <w:szCs w:val="24"/>
+          <w:rtl w:val="0"/>
+        </w:rPr>
+        <w:t xml:space="preserve"> are not resizable)</w:t>
+      </w:r>
+    </w:p>
+    <w:p>
+      <w:pPr>
+        <w:spacing w:after="240" w:before="240" w:lineRule="auto"/>
+        <w:ind w:left="720" w:firstLine="0"/>
+        <w:rPr>
+          <w:sz w:val="24"/>
+          <w:szCs w:val="24"/>
+        </w:rPr>
+      </w:pPr>
+      <w:r>
+        <w:rPr>
+          <w:rtl w:val="0"/>
+        </w:rPr>
+      </w:r>
+    </w:p>
+    <w:p>
+      <w:pPr>
+        <w:rPr>
+          <w:sz w:val="24"/>
+          <w:szCs w:val="24"/>
+        </w:rPr>
+      </w:pPr>
+      <w:r>
+        <w:rPr>
+          <w:rtl w:val="0"/>
+        </w:rPr>
       </w:r>
     </w:p>
     <w:p>
@@ -1191,8 +2222,8 @@
           <w:szCs w:val="24"/>
         </w:rPr>
       </w:pPr>
-      <w:bookmarkStart w:colFirst="0" w:colLast="0" w:name="_nb24cx5piqym" w:id="8"/>
-      <w:bookmarkEnd w:id="8"/>
+      <w:bookmarkStart w:colFirst="0" w:colLast="0" w:name="_4cwusxo3u2w3" w:id="15"/>
+      <w:bookmarkEnd w:id="15"/>
       <w:r>
         <w:rPr>
           <w:b w:val="1"/>
@@ -1200,33 +2231,7 @@
           <w:szCs w:val="24"/>
           <w:rtl w:val="0"/>
         </w:rPr>
-        <w:t xml:space="preserve">Configuration</w:t>
-      </w:r>
-    </w:p>
-    <w:p>
-      <w:pPr>
-        <w:pStyle w:val="Heading3"/>
-        <w:keepNext w:val="0"/>
-        <w:keepLines w:val="0"/>
-        <w:spacing w:before="280" w:lineRule="auto"/>
-        <w:rPr>
-          <w:b w:val="1"/>
-          <w:color w:val="000000"/>
-          <w:sz w:val="24"/>
-          <w:szCs w:val="24"/>
-        </w:rPr>
-      </w:pPr>
-      <w:bookmarkStart w:colFirst="0" w:colLast="0" w:name="_gisrac5a9fwo" w:id="9"/>
-      <w:bookmarkEnd w:id="9"/>
-      <w:r>
-        <w:rPr>
-          <w:b w:val="1"/>
-          <w:color w:val="000000"/>
-          <w:sz w:val="24"/>
-          <w:szCs w:val="24"/>
-          <w:rtl w:val="0"/>
-        </w:rPr>
-        <w:t xml:space="preserve">Required Paths</w:t>
+        <w:t xml:space="preserve">Screenshots</w:t>
       </w:r>
     </w:p>
     <w:p>
@@ -1243,140 +2248,25 @@
           <w:szCs w:val="24"/>
           <w:rtl w:val="0"/>
         </w:rPr>
-        <w:t xml:space="preserve">Modify the following variables in the source:</w:t>
-      </w:r>
-    </w:p>
-    <w:p>
-      <w:pPr>
-        <w:rPr>
-          <w:sz w:val="24"/>
-          <w:szCs w:val="24"/>
-        </w:rPr>
-      </w:pPr>
-      <w:r>
-        <w:rPr>
-          <w:sz w:val="24"/>
-          <w:szCs w:val="24"/>
-          <w:rtl w:val="0"/>
-        </w:rPr>
-        <w:t xml:space="preserve">QEMU_IMG_PATH = "C:/msys64/ucrt64/bin/qemu-img.exe"</w:t>
-      </w:r>
-    </w:p>
-    <w:p>
-      <w:pPr>
-        <w:rPr>
-          <w:sz w:val="24"/>
-          <w:szCs w:val="24"/>
-        </w:rPr>
-      </w:pPr>
-      <w:r>
-        <w:rPr>
-          <w:sz w:val="24"/>
-          <w:szCs w:val="24"/>
-          <w:rtl w:val="0"/>
-        </w:rPr>
-        <w:t xml:space="preserve">QEMU_SYSTEM_PATH = "C:/msys64/ucrt64/bin/qemu-system-x86_64.exe"</w:t>
-      </w:r>
-    </w:p>
-    <w:p>
-      <w:pPr>
-        <w:rPr>
-          <w:sz w:val="24"/>
-          <w:szCs w:val="24"/>
-        </w:rPr>
-      </w:pPr>
-      <w:r>
-        <w:rPr>
-          <w:sz w:val="24"/>
-          <w:szCs w:val="24"/>
-          <w:rtl w:val="0"/>
-        </w:rPr>
-        <w:t xml:space="preserve">VM_PROJECTS_DIR = "D:/VMs/projects/"</w:t>
-      </w:r>
-    </w:p>
-    <w:p>
-      <w:pPr>
-        <w:spacing w:after="240" w:before="240" w:lineRule="auto"/>
-        <w:rPr>
-          <w:sz w:val="24"/>
-          <w:szCs w:val="24"/>
-        </w:rPr>
-      </w:pPr>
-      <w:r>
-        <w:rPr>
-          <w:sz w:val="24"/>
-          <w:szCs w:val="24"/>
-          <w:rtl w:val="0"/>
-        </w:rPr>
-        <w:t xml:space="preserve">Ensure QEMU is installed in the specified location or adjust accordingly.</w:t>
-      </w:r>
-    </w:p>
-    <w:p>
-      <w:pPr>
-        <w:rPr>
-          <w:sz w:val="24"/>
-          <w:szCs w:val="24"/>
-        </w:rPr>
-      </w:pPr>
-      <w:r>
-        <w:pict>
-          <v:rect style="width:0.0pt;height:1.5pt" o:hr="t" o:hrstd="t" o:hralign="center" fillcolor="#A0A0A0" stroked="f"/>
-        </w:pict>
-      </w:r>
-      <w:r>
-        <w:rPr>
-          <w:rtl w:val="0"/>
-        </w:rPr>
-      </w:r>
-    </w:p>
-    <w:p>
-      <w:pPr>
-        <w:pStyle w:val="Heading2"/>
-        <w:keepNext w:val="0"/>
-        <w:keepLines w:val="0"/>
-        <w:spacing w:after="80" w:lineRule="auto"/>
-        <w:rPr>
-          <w:b w:val="1"/>
-          <w:sz w:val="24"/>
-          <w:szCs w:val="24"/>
-        </w:rPr>
-      </w:pPr>
-      <w:bookmarkStart w:colFirst="0" w:colLast="0" w:name="_8bfhywbaqqk4" w:id="10"/>
-      <w:bookmarkEnd w:id="10"/>
-      <w:r>
-        <w:rPr>
-          <w:b w:val="1"/>
-          <w:sz w:val="24"/>
-          <w:szCs w:val="24"/>
-          <w:rtl w:val="0"/>
-        </w:rPr>
-        <w:t xml:space="preserve">Technical Breakdown</w:t>
-      </w:r>
-    </w:p>
-    <w:p>
-      <w:pPr>
-        <w:pStyle w:val="Heading3"/>
-        <w:keepNext w:val="0"/>
-        <w:keepLines w:val="0"/>
-        <w:spacing w:before="280" w:lineRule="auto"/>
-        <w:rPr>
-          <w:b w:val="1"/>
-          <w:color w:val="000000"/>
-          <w:sz w:val="24"/>
-          <w:szCs w:val="24"/>
-        </w:rPr>
-      </w:pPr>
-      <w:bookmarkStart w:colFirst="0" w:colLast="0" w:name="_usj78lypbq2y" w:id="11"/>
-      <w:bookmarkEnd w:id="11"/>
-      <w:r>
-        <w:rPr>
-          <w:b w:val="1"/>
-          <w:color w:val="000000"/>
-          <w:sz w:val="24"/>
-          <w:szCs w:val="24"/>
-          <w:rtl w:val="0"/>
-        </w:rPr>
-        <w:t xml:space="preserve">GUI Framework</w:t>
+        <w:t xml:space="preserve">See </w:t>
+      </w:r>
+      <w:r>
+        <w:rPr>
+          <w:rFonts w:ascii="Roboto Mono" w:cs="Roboto Mono" w:eastAsia="Roboto Mono" w:hAnsi="Roboto Mono"/>
+          <w:color w:val="188038"/>
+          <w:sz w:val="24"/>
+          <w:szCs w:val="24"/>
+          <w:rtl w:val="0"/>
+        </w:rPr>
+        <w:t xml:space="preserve">screenshots</w:t>
+      </w:r>
+      <w:r>
+        <w:rPr>
+          <w:sz w:val="24"/>
+          <w:szCs w:val="24"/>
+          <w:rtl w:val="0"/>
+        </w:rPr>
+        <w:t xml:space="preserve"> directory for GUI walkthrough:</w:t>
       </w:r>
     </w:p>
     <w:p>
@@ -1385,1084 +2275,6 @@
           <w:ilvl w:val="0"/>
           <w:numId w:val="4"/>
         </w:numPr>
-        <w:spacing w:after="0" w:afterAutospacing="0" w:before="240" w:lineRule="auto"/>
-        <w:ind w:left="720" w:hanging="360"/>
-        <w:rPr>
-          <w:sz w:val="24"/>
-          <w:szCs w:val="24"/>
-        </w:rPr>
-      </w:pPr>
-      <w:r>
-        <w:rPr>
-          <w:sz w:val="24"/>
-          <w:szCs w:val="24"/>
-          <w:rtl w:val="0"/>
-        </w:rPr>
-        <w:t xml:space="preserve">Built with </w:t>
-      </w:r>
-      <w:r>
-        <w:rPr>
-          <w:rFonts w:ascii="Roboto Mono" w:cs="Roboto Mono" w:eastAsia="Roboto Mono" w:hAnsi="Roboto Mono"/>
-          <w:color w:val="188038"/>
-          <w:sz w:val="24"/>
-          <w:szCs w:val="24"/>
-          <w:rtl w:val="0"/>
-        </w:rPr>
-        <w:t xml:space="preserve">tkinter</w:t>
-      </w:r>
-      <w:r>
-        <w:rPr>
-          <w:rtl w:val="0"/>
-        </w:rPr>
-      </w:r>
-    </w:p>
-    <w:p>
-      <w:pPr>
-        <w:numPr>
-          <w:ilvl w:val="0"/>
-          <w:numId w:val="4"/>
-        </w:numPr>
-        <w:spacing w:after="0" w:afterAutospacing="0" w:before="0" w:beforeAutospacing="0" w:lineRule="auto"/>
-        <w:ind w:left="720" w:hanging="360"/>
-        <w:rPr>
-          <w:sz w:val="24"/>
-          <w:szCs w:val="24"/>
-        </w:rPr>
-      </w:pPr>
-      <w:r>
-        <w:rPr>
-          <w:sz w:val="24"/>
-          <w:szCs w:val="24"/>
-          <w:rtl w:val="0"/>
-        </w:rPr>
-        <w:t xml:space="preserve">Custom color theme defined in a </w:t>
-      </w:r>
-      <w:r>
-        <w:rPr>
-          <w:rFonts w:ascii="Roboto Mono" w:cs="Roboto Mono" w:eastAsia="Roboto Mono" w:hAnsi="Roboto Mono"/>
-          <w:color w:val="188038"/>
-          <w:sz w:val="24"/>
-          <w:szCs w:val="24"/>
-          <w:rtl w:val="0"/>
-        </w:rPr>
-        <w:t xml:space="preserve">COLORS</w:t>
-      </w:r>
-      <w:r>
-        <w:rPr>
-          <w:sz w:val="24"/>
-          <w:szCs w:val="24"/>
-          <w:rtl w:val="0"/>
-        </w:rPr>
-        <w:t xml:space="preserve"> dictionary</w:t>
-      </w:r>
-    </w:p>
-    <w:p>
-      <w:pPr>
-        <w:numPr>
-          <w:ilvl w:val="0"/>
-          <w:numId w:val="4"/>
-        </w:numPr>
-        <w:spacing w:after="0" w:afterAutospacing="0" w:before="0" w:beforeAutospacing="0" w:lineRule="auto"/>
-        <w:ind w:left="720" w:hanging="360"/>
-        <w:rPr>
-          <w:sz w:val="24"/>
-          <w:szCs w:val="24"/>
-        </w:rPr>
-      </w:pPr>
-      <w:r>
-        <w:rPr>
-          <w:sz w:val="24"/>
-          <w:szCs w:val="24"/>
-          <w:rtl w:val="0"/>
-        </w:rPr>
-        <w:t xml:space="preserve">Modular sections:</w:t>
-      </w:r>
-    </w:p>
-    <w:p>
-      <w:pPr>
-        <w:numPr>
-          <w:ilvl w:val="1"/>
-          <w:numId w:val="4"/>
-        </w:numPr>
-        <w:spacing w:after="0" w:afterAutospacing="0" w:before="0" w:beforeAutospacing="0" w:lineRule="auto"/>
-        <w:ind w:left="1440" w:hanging="360"/>
-        <w:rPr>
-          <w:sz w:val="24"/>
-          <w:szCs w:val="24"/>
-        </w:rPr>
-      </w:pPr>
-      <w:r>
-        <w:rPr>
-          <w:sz w:val="24"/>
-          <w:szCs w:val="24"/>
-          <w:rtl w:val="0"/>
-        </w:rPr>
-        <w:t xml:space="preserve">Sidebar Navigation</w:t>
-      </w:r>
-    </w:p>
-    <w:p>
-      <w:pPr>
-        <w:numPr>
-          <w:ilvl w:val="1"/>
-          <w:numId w:val="4"/>
-        </w:numPr>
-        <w:spacing w:after="240" w:before="0" w:beforeAutospacing="0" w:lineRule="auto"/>
-        <w:ind w:left="1440" w:hanging="360"/>
-        <w:rPr>
-          <w:sz w:val="24"/>
-          <w:szCs w:val="24"/>
-        </w:rPr>
-      </w:pPr>
-      <w:r>
-        <w:rPr>
-          <w:sz w:val="24"/>
-          <w:szCs w:val="24"/>
-          <w:rtl w:val="0"/>
-        </w:rPr>
-        <w:t xml:space="preserve">Pages (Create, Edit, Launch, Manage)</w:t>
-      </w:r>
-    </w:p>
-    <w:p>
-      <w:pPr>
-        <w:spacing w:after="240" w:before="240" w:lineRule="auto"/>
-        <w:rPr>
-          <w:sz w:val="24"/>
-          <w:szCs w:val="24"/>
-        </w:rPr>
-      </w:pPr>
-      <w:r>
-        <w:rPr>
-          <w:rtl w:val="0"/>
-        </w:rPr>
-      </w:r>
-    </w:p>
-    <w:p>
-      <w:pPr>
-        <w:spacing w:after="240" w:before="240" w:lineRule="auto"/>
-        <w:rPr>
-          <w:sz w:val="24"/>
-          <w:szCs w:val="24"/>
-        </w:rPr>
-      </w:pPr>
-      <w:r>
-        <w:rPr>
-          <w:rtl w:val="0"/>
-        </w:rPr>
-      </w:r>
-    </w:p>
-    <w:p>
-      <w:pPr>
-        <w:pStyle w:val="Heading3"/>
-        <w:keepNext w:val="0"/>
-        <w:keepLines w:val="0"/>
-        <w:spacing w:before="280" w:lineRule="auto"/>
-        <w:rPr>
-          <w:b w:val="1"/>
-          <w:color w:val="000000"/>
-          <w:sz w:val="24"/>
-          <w:szCs w:val="24"/>
-        </w:rPr>
-      </w:pPr>
-      <w:bookmarkStart w:colFirst="0" w:colLast="0" w:name="_gdtcnvsa503t" w:id="12"/>
-      <w:bookmarkEnd w:id="12"/>
-      <w:r>
-        <w:rPr>
-          <w:b w:val="1"/>
-          <w:color w:val="000000"/>
-          <w:sz w:val="24"/>
-          <w:szCs w:val="24"/>
-          <w:rtl w:val="0"/>
-        </w:rPr>
-        <w:t xml:space="preserve">Disk Management Logic</w:t>
-      </w:r>
-    </w:p>
-    <w:p>
-      <w:pPr>
-        <w:numPr>
-          <w:ilvl w:val="0"/>
-          <w:numId w:val="7"/>
-        </w:numPr>
-        <w:spacing w:after="0" w:afterAutospacing="0" w:before="240" w:lineRule="auto"/>
-        <w:ind w:left="720" w:hanging="360"/>
-        <w:rPr>
-          <w:sz w:val="24"/>
-          <w:szCs w:val="24"/>
-        </w:rPr>
-      </w:pPr>
-      <w:r>
-        <w:rPr>
-          <w:rFonts w:ascii="Roboto Mono" w:cs="Roboto Mono" w:eastAsia="Roboto Mono" w:hAnsi="Roboto Mono"/>
-          <w:color w:val="188038"/>
-          <w:sz w:val="24"/>
-          <w:szCs w:val="24"/>
-          <w:rtl w:val="0"/>
-        </w:rPr>
-        <w:t xml:space="preserve">qemu-img</w:t>
-      </w:r>
-      <w:r>
-        <w:rPr>
-          <w:sz w:val="24"/>
-          <w:szCs w:val="24"/>
-          <w:rtl w:val="0"/>
-        </w:rPr>
-        <w:t xml:space="preserve"> is invoked via </w:t>
-      </w:r>
-      <w:r>
-        <w:rPr>
-          <w:rFonts w:ascii="Roboto Mono" w:cs="Roboto Mono" w:eastAsia="Roboto Mono" w:hAnsi="Roboto Mono"/>
-          <w:color w:val="188038"/>
-          <w:sz w:val="24"/>
-          <w:szCs w:val="24"/>
-          <w:rtl w:val="0"/>
-        </w:rPr>
-        <w:t xml:space="preserve">subprocess.run()</w:t>
-      </w:r>
-      <w:r>
-        <w:rPr>
-          <w:sz w:val="24"/>
-          <w:szCs w:val="24"/>
-          <w:rtl w:val="0"/>
-        </w:rPr>
-        <w:t xml:space="preserve"> for disk operations</w:t>
-      </w:r>
-    </w:p>
-    <w:p>
-      <w:pPr>
-        <w:numPr>
-          <w:ilvl w:val="0"/>
-          <w:numId w:val="7"/>
-        </w:numPr>
-        <w:spacing w:after="0" w:afterAutospacing="0" w:before="0" w:beforeAutospacing="0" w:lineRule="auto"/>
-        <w:ind w:left="720" w:hanging="360"/>
-        <w:rPr>
-          <w:sz w:val="24"/>
-          <w:szCs w:val="24"/>
-        </w:rPr>
-      </w:pPr>
-      <w:r>
-        <w:rPr>
-          <w:sz w:val="24"/>
-          <w:szCs w:val="24"/>
-          <w:rtl w:val="0"/>
-        </w:rPr>
-        <w:t xml:space="preserve">Supports disk size validation and suffix checking (</w:t>
-      </w:r>
-      <w:r>
-        <w:rPr>
-          <w:rFonts w:ascii="Roboto Mono" w:cs="Roboto Mono" w:eastAsia="Roboto Mono" w:hAnsi="Roboto Mono"/>
-          <w:color w:val="188038"/>
-          <w:sz w:val="24"/>
-          <w:szCs w:val="24"/>
-          <w:rtl w:val="0"/>
-        </w:rPr>
-        <w:t xml:space="preserve">G</w:t>
-      </w:r>
-      <w:r>
-        <w:rPr>
-          <w:sz w:val="24"/>
-          <w:szCs w:val="24"/>
-          <w:rtl w:val="0"/>
-        </w:rPr>
-        <w:t xml:space="preserve">, </w:t>
-      </w:r>
-      <w:r>
-        <w:rPr>
-          <w:rFonts w:ascii="Roboto Mono" w:cs="Roboto Mono" w:eastAsia="Roboto Mono" w:hAnsi="Roboto Mono"/>
-          <w:color w:val="188038"/>
-          <w:sz w:val="24"/>
-          <w:szCs w:val="24"/>
-          <w:rtl w:val="0"/>
-        </w:rPr>
-        <w:t xml:space="preserve">M</w:t>
-      </w:r>
-      <w:r>
-        <w:rPr>
-          <w:sz w:val="24"/>
-          <w:szCs w:val="24"/>
-          <w:rtl w:val="0"/>
-        </w:rPr>
-        <w:t xml:space="preserve">, </w:t>
-      </w:r>
-      <w:r>
-        <w:rPr>
-          <w:rFonts w:ascii="Roboto Mono" w:cs="Roboto Mono" w:eastAsia="Roboto Mono" w:hAnsi="Roboto Mono"/>
-          <w:color w:val="188038"/>
-          <w:sz w:val="24"/>
-          <w:szCs w:val="24"/>
-          <w:rtl w:val="0"/>
-        </w:rPr>
-        <w:t xml:space="preserve">K</w:t>
-      </w:r>
-      <w:r>
-        <w:rPr>
-          <w:sz w:val="24"/>
-          <w:szCs w:val="24"/>
-          <w:rtl w:val="0"/>
-        </w:rPr>
-        <w:t xml:space="preserve">)</w:t>
-      </w:r>
-    </w:p>
-    <w:p>
-      <w:pPr>
-        <w:numPr>
-          <w:ilvl w:val="0"/>
-          <w:numId w:val="7"/>
-        </w:numPr>
-        <w:spacing w:after="240" w:before="0" w:beforeAutospacing="0" w:lineRule="auto"/>
-        <w:ind w:left="720" w:hanging="360"/>
-        <w:rPr>
-          <w:sz w:val="24"/>
-          <w:szCs w:val="24"/>
-        </w:rPr>
-      </w:pPr>
-      <w:r>
-        <w:rPr>
-          <w:sz w:val="24"/>
-          <w:szCs w:val="24"/>
-          <w:rtl w:val="0"/>
-        </w:rPr>
-        <w:t xml:space="preserve">Displays output or errors using </w:t>
-      </w:r>
-      <w:r>
-        <w:rPr>
-          <w:rFonts w:ascii="Roboto Mono" w:cs="Roboto Mono" w:eastAsia="Roboto Mono" w:hAnsi="Roboto Mono"/>
-          <w:color w:val="188038"/>
-          <w:sz w:val="24"/>
-          <w:szCs w:val="24"/>
-          <w:rtl w:val="0"/>
-        </w:rPr>
-        <w:t xml:space="preserve">messagebox</w:t>
-      </w:r>
-    </w:p>
-    <w:p>
-      <w:pPr>
-        <w:pStyle w:val="Heading3"/>
-        <w:keepNext w:val="0"/>
-        <w:keepLines w:val="0"/>
-        <w:spacing w:before="280" w:lineRule="auto"/>
-        <w:rPr>
-          <w:b w:val="1"/>
-          <w:color w:val="000000"/>
-          <w:sz w:val="24"/>
-          <w:szCs w:val="24"/>
-        </w:rPr>
-      </w:pPr>
-      <w:bookmarkStart w:colFirst="0" w:colLast="0" w:name="_nh86n6fehhph" w:id="13"/>
-      <w:bookmarkEnd w:id="13"/>
-      <w:r>
-        <w:rPr>
-          <w:b w:val="1"/>
-          <w:color w:val="000000"/>
-          <w:sz w:val="24"/>
-          <w:szCs w:val="24"/>
-          <w:rtl w:val="0"/>
-        </w:rPr>
-        <w:t xml:space="preserve">VM Launching</w:t>
-      </w:r>
-    </w:p>
-    <w:p>
-      <w:pPr>
-        <w:numPr>
-          <w:ilvl w:val="0"/>
-          <w:numId w:val="6"/>
-        </w:numPr>
-        <w:spacing w:after="0" w:afterAutospacing="0" w:before="240" w:lineRule="auto"/>
-        <w:ind w:left="720" w:hanging="360"/>
-        <w:rPr>
-          <w:sz w:val="24"/>
-          <w:szCs w:val="24"/>
-        </w:rPr>
-      </w:pPr>
-      <w:r>
-        <w:rPr>
-          <w:sz w:val="24"/>
-          <w:szCs w:val="24"/>
-          <w:rtl w:val="0"/>
-        </w:rPr>
-        <w:t xml:space="preserve">Uses </w:t>
-      </w:r>
-      <w:r>
-        <w:rPr>
-          <w:rFonts w:ascii="Roboto Mono" w:cs="Roboto Mono" w:eastAsia="Roboto Mono" w:hAnsi="Roboto Mono"/>
-          <w:color w:val="188038"/>
-          <w:sz w:val="24"/>
-          <w:szCs w:val="24"/>
-          <w:rtl w:val="0"/>
-        </w:rPr>
-        <w:t xml:space="preserve">subprocess.Popen()</w:t>
-      </w:r>
-      <w:r>
-        <w:rPr>
-          <w:sz w:val="24"/>
-          <w:szCs w:val="24"/>
-          <w:rtl w:val="0"/>
-        </w:rPr>
-        <w:t xml:space="preserve"> to non-blocking start QEMU VMs</w:t>
-      </w:r>
-    </w:p>
-    <w:p>
-      <w:pPr>
-        <w:numPr>
-          <w:ilvl w:val="0"/>
-          <w:numId w:val="6"/>
-        </w:numPr>
-        <w:spacing w:after="0" w:afterAutospacing="0" w:before="0" w:beforeAutospacing="0" w:lineRule="auto"/>
-        <w:ind w:left="720" w:hanging="360"/>
-        <w:rPr>
-          <w:sz w:val="24"/>
-          <w:szCs w:val="24"/>
-        </w:rPr>
-      </w:pPr>
-      <w:r>
-        <w:rPr>
-          <w:sz w:val="24"/>
-          <w:szCs w:val="24"/>
-          <w:rtl w:val="0"/>
-        </w:rPr>
-        <w:t xml:space="preserve">JSON config files are created in the </w:t>
-      </w:r>
-      <w:r>
-        <w:rPr>
-          <w:rFonts w:ascii="Roboto Mono" w:cs="Roboto Mono" w:eastAsia="Roboto Mono" w:hAnsi="Roboto Mono"/>
-          <w:color w:val="188038"/>
-          <w:sz w:val="24"/>
-          <w:szCs w:val="24"/>
-          <w:rtl w:val="0"/>
-        </w:rPr>
-        <w:t xml:space="preserve">projects</w:t>
-      </w:r>
-      <w:r>
-        <w:rPr>
-          <w:sz w:val="24"/>
-          <w:szCs w:val="24"/>
-          <w:rtl w:val="0"/>
-        </w:rPr>
-        <w:t xml:space="preserve"> directory</w:t>
-      </w:r>
-    </w:p>
-    <w:p>
-      <w:pPr>
-        <w:numPr>
-          <w:ilvl w:val="0"/>
-          <w:numId w:val="6"/>
-        </w:numPr>
-        <w:spacing w:after="0" w:afterAutospacing="0" w:before="0" w:beforeAutospacing="0" w:lineRule="auto"/>
-        <w:ind w:left="720" w:hanging="360"/>
-        <w:rPr>
-          <w:sz w:val="24"/>
-          <w:szCs w:val="24"/>
-        </w:rPr>
-      </w:pPr>
-      <w:r>
-        <w:rPr>
-          <w:sz w:val="24"/>
-          <w:szCs w:val="24"/>
-          <w:rtl w:val="0"/>
-        </w:rPr>
-        <w:t xml:space="preserve">ISO and Disk are mounted with </w:t>
-      </w:r>
-      <w:r>
-        <w:rPr>
-          <w:rFonts w:ascii="Roboto Mono" w:cs="Roboto Mono" w:eastAsia="Roboto Mono" w:hAnsi="Roboto Mono"/>
-          <w:color w:val="188038"/>
-          <w:sz w:val="24"/>
-          <w:szCs w:val="24"/>
-          <w:rtl w:val="0"/>
-        </w:rPr>
-        <w:t xml:space="preserve">-cdrom</w:t>
-      </w:r>
-      <w:r>
-        <w:rPr>
-          <w:sz w:val="24"/>
-          <w:szCs w:val="24"/>
-          <w:rtl w:val="0"/>
-        </w:rPr>
-        <w:t xml:space="preserve"> and </w:t>
-      </w:r>
-      <w:r>
-        <w:rPr>
-          <w:rFonts w:ascii="Roboto Mono" w:cs="Roboto Mono" w:eastAsia="Roboto Mono" w:hAnsi="Roboto Mono"/>
-          <w:color w:val="188038"/>
-          <w:sz w:val="24"/>
-          <w:szCs w:val="24"/>
-          <w:rtl w:val="0"/>
-        </w:rPr>
-        <w:t xml:space="preserve">-hda</w:t>
-      </w:r>
-      <w:r>
-        <w:rPr>
-          <w:sz w:val="24"/>
-          <w:szCs w:val="24"/>
-          <w:rtl w:val="0"/>
-        </w:rPr>
-        <w:t xml:space="preserve"> respectively</w:t>
-      </w:r>
-    </w:p>
-    <w:p>
-      <w:pPr>
-        <w:numPr>
-          <w:ilvl w:val="0"/>
-          <w:numId w:val="6"/>
-        </w:numPr>
-        <w:spacing w:after="240" w:before="0" w:beforeAutospacing="0" w:lineRule="auto"/>
-        <w:ind w:left="720" w:hanging="360"/>
-        <w:rPr>
-          <w:sz w:val="24"/>
-          <w:szCs w:val="24"/>
-        </w:rPr>
-      </w:pPr>
-      <w:r>
-        <w:rPr>
-          <w:sz w:val="24"/>
-          <w:szCs w:val="24"/>
-          <w:rtl w:val="0"/>
-        </w:rPr>
-        <w:t xml:space="preserve">Boot order set to CD-ROM (</w:t>
-      </w:r>
-      <w:r>
-        <w:rPr>
-          <w:rFonts w:ascii="Roboto Mono" w:cs="Roboto Mono" w:eastAsia="Roboto Mono" w:hAnsi="Roboto Mono"/>
-          <w:color w:val="188038"/>
-          <w:sz w:val="24"/>
-          <w:szCs w:val="24"/>
-          <w:rtl w:val="0"/>
-        </w:rPr>
-        <w:t xml:space="preserve">-boot d</w:t>
-      </w:r>
-      <w:r>
-        <w:rPr>
-          <w:sz w:val="24"/>
-          <w:szCs w:val="24"/>
-          <w:rtl w:val="0"/>
-        </w:rPr>
-        <w:t xml:space="preserve">)</w:t>
-      </w:r>
-    </w:p>
-    <w:p>
-      <w:pPr>
-        <w:rPr>
-          <w:sz w:val="24"/>
-          <w:szCs w:val="24"/>
-        </w:rPr>
-      </w:pPr>
-      <w:r>
-        <w:pict>
-          <v:rect style="width:0.0pt;height:1.5pt" o:hr="t" o:hrstd="t" o:hralign="center" fillcolor="#A0A0A0" stroked="f"/>
-        </w:pict>
-      </w:r>
-      <w:r>
-        <w:rPr>
-          <w:rtl w:val="0"/>
-        </w:rPr>
-      </w:r>
-    </w:p>
-    <w:p>
-      <w:pPr>
-        <w:pStyle w:val="Heading2"/>
-        <w:keepNext w:val="0"/>
-        <w:keepLines w:val="0"/>
-        <w:spacing w:after="80" w:lineRule="auto"/>
-        <w:rPr>
-          <w:b w:val="1"/>
-          <w:sz w:val="24"/>
-          <w:szCs w:val="24"/>
-        </w:rPr>
-      </w:pPr>
-      <w:bookmarkStart w:colFirst="0" w:colLast="0" w:name="_dioewczigmmd" w:id="14"/>
-      <w:bookmarkEnd w:id="14"/>
-      <w:r>
-        <w:rPr>
-          <w:b w:val="1"/>
-          <w:sz w:val="24"/>
-          <w:szCs w:val="24"/>
-          <w:rtl w:val="0"/>
-        </w:rPr>
-        <w:t xml:space="preserve">Error Handling</w:t>
-      </w:r>
-    </w:p>
-    <w:p>
-      <w:pPr>
-        <w:numPr>
-          <w:ilvl w:val="0"/>
-          <w:numId w:val="8"/>
-        </w:numPr>
-        <w:spacing w:after="0" w:afterAutospacing="0" w:before="240" w:lineRule="auto"/>
-        <w:ind w:left="720" w:hanging="360"/>
-        <w:rPr>
-          <w:sz w:val="24"/>
-          <w:szCs w:val="24"/>
-        </w:rPr>
-      </w:pPr>
-      <w:r>
-        <w:rPr>
-          <w:sz w:val="24"/>
-          <w:szCs w:val="24"/>
-          <w:rtl w:val="0"/>
-        </w:rPr>
-        <w:t xml:space="preserve">Field validation for disk creation and VM launch</w:t>
-      </w:r>
-    </w:p>
-    <w:p>
-      <w:pPr>
-        <w:numPr>
-          <w:ilvl w:val="0"/>
-          <w:numId w:val="8"/>
-        </w:numPr>
-        <w:spacing w:after="0" w:afterAutospacing="0" w:before="0" w:beforeAutospacing="0" w:lineRule="auto"/>
-        <w:ind w:left="720" w:hanging="360"/>
-        <w:rPr>
-          <w:sz w:val="24"/>
-          <w:szCs w:val="24"/>
-        </w:rPr>
-      </w:pPr>
-      <w:r>
-        <w:rPr>
-          <w:sz w:val="24"/>
-          <w:szCs w:val="24"/>
-          <w:rtl w:val="0"/>
-        </w:rPr>
-        <w:t xml:space="preserve">Format validation for disk size and file extensions</w:t>
-      </w:r>
-    </w:p>
-    <w:p>
-      <w:pPr>
-        <w:numPr>
-          <w:ilvl w:val="0"/>
-          <w:numId w:val="8"/>
-        </w:numPr>
-        <w:spacing w:after="0" w:afterAutospacing="0" w:before="0" w:beforeAutospacing="0" w:lineRule="auto"/>
-        <w:ind w:left="720" w:hanging="360"/>
-        <w:rPr>
-          <w:sz w:val="24"/>
-          <w:szCs w:val="24"/>
-        </w:rPr>
-      </w:pPr>
-      <w:r>
-        <w:rPr>
-          <w:sz w:val="24"/>
-          <w:szCs w:val="24"/>
-          <w:rtl w:val="0"/>
-        </w:rPr>
-        <w:t xml:space="preserve">Graceful failure handling with user feedback dialogs</w:t>
-      </w:r>
-    </w:p>
-    <w:p>
-      <w:pPr>
-        <w:numPr>
-          <w:ilvl w:val="0"/>
-          <w:numId w:val="8"/>
-        </w:numPr>
-        <w:spacing w:after="240" w:before="0" w:beforeAutospacing="0" w:lineRule="auto"/>
-        <w:ind w:left="720" w:hanging="360"/>
-        <w:rPr>
-          <w:sz w:val="24"/>
-          <w:szCs w:val="24"/>
-        </w:rPr>
-      </w:pPr>
-      <w:r>
-        <w:rPr>
-          <w:sz w:val="24"/>
-          <w:szCs w:val="24"/>
-          <w:rtl w:val="0"/>
-        </w:rPr>
-        <w:t xml:space="preserve">Warning users of unsupported formats for resizing</w:t>
-      </w:r>
-    </w:p>
-    <w:p>
-      <w:pPr>
-        <w:rPr>
-          <w:sz w:val="24"/>
-          <w:szCs w:val="24"/>
-        </w:rPr>
-      </w:pPr>
-      <w:r>
-        <w:rPr>
-          <w:rtl w:val="0"/>
-        </w:rPr>
-      </w:r>
-    </w:p>
-    <w:p>
-      <w:pPr>
-        <w:rPr>
-          <w:sz w:val="24"/>
-          <w:szCs w:val="24"/>
-        </w:rPr>
-      </w:pPr>
-      <w:r>
-        <w:rPr>
-          <w:rtl w:val="0"/>
-        </w:rPr>
-      </w:r>
-    </w:p>
-    <w:p>
-      <w:pPr>
-        <w:rPr>
-          <w:sz w:val="24"/>
-          <w:szCs w:val="24"/>
-        </w:rPr>
-      </w:pPr>
-      <w:r>
-        <w:rPr>
-          <w:rtl w:val="0"/>
-        </w:rPr>
-      </w:r>
-    </w:p>
-    <w:p>
-      <w:pPr>
-        <w:rPr>
-          <w:sz w:val="24"/>
-          <w:szCs w:val="24"/>
-        </w:rPr>
-      </w:pPr>
-      <w:r>
-        <w:rPr>
-          <w:rtl w:val="0"/>
-        </w:rPr>
-      </w:r>
-    </w:p>
-    <w:p>
-      <w:pPr>
-        <w:rPr>
-          <w:sz w:val="24"/>
-          <w:szCs w:val="24"/>
-        </w:rPr>
-      </w:pPr>
-      <w:r>
-        <w:rPr>
-          <w:rtl w:val="0"/>
-        </w:rPr>
-      </w:r>
-    </w:p>
-    <w:p>
-      <w:pPr>
-        <w:rPr>
-          <w:sz w:val="24"/>
-          <w:szCs w:val="24"/>
-        </w:rPr>
-      </w:pPr>
-      <w:r>
-        <w:rPr>
-          <w:rtl w:val="0"/>
-        </w:rPr>
-      </w:r>
-    </w:p>
-    <w:p>
-      <w:pPr>
-        <w:rPr>
-          <w:sz w:val="24"/>
-          <w:szCs w:val="24"/>
-        </w:rPr>
-      </w:pPr>
-      <w:r>
-        <w:rPr>
-          <w:rtl w:val="0"/>
-        </w:rPr>
-      </w:r>
-    </w:p>
-    <w:p>
-      <w:pPr>
-        <w:rPr>
-          <w:sz w:val="24"/>
-          <w:szCs w:val="24"/>
-        </w:rPr>
-      </w:pPr>
-      <w:r>
-        <w:rPr>
-          <w:rtl w:val="0"/>
-        </w:rPr>
-      </w:r>
-    </w:p>
-    <w:p>
-      <w:pPr>
-        <w:rPr>
-          <w:sz w:val="24"/>
-          <w:szCs w:val="24"/>
-        </w:rPr>
-      </w:pPr>
-      <w:r>
-        <w:rPr>
-          <w:rtl w:val="0"/>
-        </w:rPr>
-      </w:r>
-    </w:p>
-    <w:p>
-      <w:pPr>
-        <w:rPr>
-          <w:sz w:val="24"/>
-          <w:szCs w:val="24"/>
-        </w:rPr>
-      </w:pPr>
-      <w:r>
-        <w:rPr>
-          <w:rtl w:val="0"/>
-        </w:rPr>
-      </w:r>
-    </w:p>
-    <w:p>
-      <w:pPr>
-        <w:rPr>
-          <w:sz w:val="24"/>
-          <w:szCs w:val="24"/>
-        </w:rPr>
-      </w:pPr>
-      <w:r>
-        <w:rPr>
-          <w:rtl w:val="0"/>
-        </w:rPr>
-      </w:r>
-    </w:p>
-    <w:p>
-      <w:pPr>
-        <w:rPr>
-          <w:sz w:val="24"/>
-          <w:szCs w:val="24"/>
-        </w:rPr>
-      </w:pPr>
-      <w:r>
-        <w:rPr>
-          <w:rtl w:val="0"/>
-        </w:rPr>
-      </w:r>
-    </w:p>
-    <w:p>
-      <w:pPr>
-        <w:rPr>
-          <w:sz w:val="24"/>
-          <w:szCs w:val="24"/>
-        </w:rPr>
-      </w:pPr>
-      <w:r>
-        <w:rPr>
-          <w:rtl w:val="0"/>
-        </w:rPr>
-      </w:r>
-    </w:p>
-    <w:p>
-      <w:pPr>
-        <w:rPr>
-          <w:sz w:val="24"/>
-          <w:szCs w:val="24"/>
-        </w:rPr>
-      </w:pPr>
-      <w:r>
-        <w:rPr>
-          <w:rtl w:val="0"/>
-        </w:rPr>
-      </w:r>
-    </w:p>
-    <w:p>
-      <w:pPr>
-        <w:rPr>
-          <w:sz w:val="24"/>
-          <w:szCs w:val="24"/>
-        </w:rPr>
-      </w:pPr>
-      <w:r>
-        <w:rPr>
-          <w:rtl w:val="0"/>
-        </w:rPr>
-      </w:r>
-    </w:p>
-    <w:p>
-      <w:pPr>
-        <w:rPr>
-          <w:sz w:val="24"/>
-          <w:szCs w:val="24"/>
-        </w:rPr>
-      </w:pPr>
-      <w:r>
-        <w:rPr>
-          <w:rtl w:val="0"/>
-        </w:rPr>
-      </w:r>
-    </w:p>
-    <w:p>
-      <w:pPr>
-        <w:rPr>
-          <w:sz w:val="24"/>
-          <w:szCs w:val="24"/>
-        </w:rPr>
-      </w:pPr>
-      <w:r>
-        <w:rPr>
-          <w:rtl w:val="0"/>
-        </w:rPr>
-      </w:r>
-    </w:p>
-    <w:p>
-      <w:pPr>
-        <w:rPr>
-          <w:sz w:val="24"/>
-          <w:szCs w:val="24"/>
-        </w:rPr>
-      </w:pPr>
-      <w:r>
-        <w:rPr>
-          <w:rtl w:val="0"/>
-        </w:rPr>
-      </w:r>
-    </w:p>
-    <w:p>
-      <w:pPr>
-        <w:rPr>
-          <w:sz w:val="24"/>
-          <w:szCs w:val="24"/>
-        </w:rPr>
-      </w:pPr>
-      <w:r>
-        <w:rPr>
-          <w:rtl w:val="0"/>
-        </w:rPr>
-      </w:r>
-    </w:p>
-    <w:p>
-      <w:pPr>
-        <w:rPr>
-          <w:sz w:val="24"/>
-          <w:szCs w:val="24"/>
-        </w:rPr>
-      </w:pPr>
-      <w:r>
-        <w:rPr>
-          <w:rtl w:val="0"/>
-        </w:rPr>
-      </w:r>
-    </w:p>
-    <w:p>
-      <w:pPr>
-        <w:rPr>
-          <w:sz w:val="24"/>
-          <w:szCs w:val="24"/>
-        </w:rPr>
-      </w:pPr>
-      <w:r>
-        <w:rPr>
-          <w:rtl w:val="0"/>
-        </w:rPr>
-      </w:r>
-    </w:p>
-    <w:p>
-      <w:pPr>
-        <w:rPr>
-          <w:sz w:val="24"/>
-          <w:szCs w:val="24"/>
-        </w:rPr>
-      </w:pPr>
-      <w:r>
-        <w:rPr>
-          <w:rtl w:val="0"/>
-        </w:rPr>
-      </w:r>
-    </w:p>
-    <w:p>
-      <w:pPr>
-        <w:rPr>
-          <w:sz w:val="24"/>
-          <w:szCs w:val="24"/>
-        </w:rPr>
-      </w:pPr>
-      <w:r>
-        <w:rPr>
-          <w:rtl w:val="0"/>
-        </w:rPr>
-      </w:r>
-    </w:p>
-    <w:p>
-      <w:pPr>
-        <w:rPr>
-          <w:sz w:val="24"/>
-          <w:szCs w:val="24"/>
-        </w:rPr>
-      </w:pPr>
-      <w:r>
-        <w:rPr>
-          <w:rtl w:val="0"/>
-        </w:rPr>
-      </w:r>
-    </w:p>
-    <w:p>
-      <w:pPr>
-        <w:rPr>
-          <w:sz w:val="24"/>
-          <w:szCs w:val="24"/>
-        </w:rPr>
-      </w:pPr>
-      <w:r>
-        <w:pict>
-          <v:rect style="width:0.0pt;height:1.5pt" o:hr="t" o:hrstd="t" o:hralign="center" fillcolor="#A0A0A0" stroked="f"/>
-        </w:pict>
-      </w:r>
-      <w:r>
-        <w:rPr>
-          <w:rtl w:val="0"/>
-        </w:rPr>
-      </w:r>
-    </w:p>
-    <w:p>
-      <w:pPr>
-        <w:pStyle w:val="Heading2"/>
-        <w:keepNext w:val="0"/>
-        <w:keepLines w:val="0"/>
-        <w:spacing w:after="80" w:lineRule="auto"/>
-        <w:rPr>
-          <w:b w:val="1"/>
-          <w:sz w:val="24"/>
-          <w:szCs w:val="24"/>
-        </w:rPr>
-      </w:pPr>
-      <w:bookmarkStart w:colFirst="0" w:colLast="0" w:name="_4cwusxo3u2w3" w:id="15"/>
-      <w:bookmarkEnd w:id="15"/>
-      <w:r>
-        <w:rPr>
-          <w:b w:val="1"/>
-          <w:sz w:val="24"/>
-          <w:szCs w:val="24"/>
-          <w:rtl w:val="0"/>
-        </w:rPr>
-        <w:t xml:space="preserve">Screenshots</w:t>
-      </w:r>
-    </w:p>
-    <w:p>
-      <w:pPr>
-        <w:spacing w:after="240" w:before="240" w:lineRule="auto"/>
-        <w:rPr>
-          <w:sz w:val="24"/>
-          <w:szCs w:val="24"/>
-        </w:rPr>
-      </w:pPr>
-      <w:r>
-        <w:rPr>
-          <w:sz w:val="24"/>
-          <w:szCs w:val="24"/>
-          <w:rtl w:val="0"/>
-        </w:rPr>
-        <w:t xml:space="preserve">See </w:t>
-      </w:r>
-      <w:r>
-        <w:rPr>
-          <w:rFonts w:ascii="Roboto Mono" w:cs="Roboto Mono" w:eastAsia="Roboto Mono" w:hAnsi="Roboto Mono"/>
-          <w:color w:val="188038"/>
-          <w:sz w:val="24"/>
-          <w:szCs w:val="24"/>
-          <w:rtl w:val="0"/>
-        </w:rPr>
-        <w:t xml:space="preserve">screenshots</w:t>
-      </w:r>
-      <w:r>
-        <w:rPr>
-          <w:sz w:val="24"/>
-          <w:szCs w:val="24"/>
-          <w:rtl w:val="0"/>
-        </w:rPr>
-        <w:t xml:space="preserve"> directory for GUI walkthrough:</w:t>
-      </w:r>
-    </w:p>
-    <w:p>
-      <w:pPr>
-        <w:numPr>
-          <w:ilvl w:val="0"/>
-          <w:numId w:val="2"/>
-        </w:numPr>
         <w:spacing w:after="240" w:before="240" w:lineRule="auto"/>
         <w:ind w:left="720" w:hanging="360"/>
         <w:rPr>
@@ -2487,12 +2299,12 @@
           <wp:inline distB="114300" distT="114300" distL="114300" distR="114300">
             <wp:extent cx="4872038" cy="2565136"/>
             <wp:effectExtent b="0" l="0" r="0" t="0"/>
-            <wp:docPr id="3" name="image3.jpg"/>
+            <wp:docPr id="3" name="image2.jpg"/>
             <a:graphic>
               <a:graphicData uri="http://schemas.openxmlformats.org/drawingml/2006/picture">
                 <pic:pic>
                   <pic:nvPicPr>
-                    <pic:cNvPr id="0" name="image3.jpg"/>
+                    <pic:cNvPr id="0" name="image2.jpg"/>
                     <pic:cNvPicPr preferRelativeResize="0"/>
                   </pic:nvPicPr>
                   <pic:blipFill>
@@ -2541,7 +2353,7 @@
       <w:pPr>
         <w:numPr>
           <w:ilvl w:val="0"/>
-          <w:numId w:val="2"/>
+          <w:numId w:val="4"/>
         </w:numPr>
         <w:spacing w:after="240" w:before="240" w:lineRule="auto"/>
         <w:ind w:left="720" w:hanging="360"/>
@@ -2666,7 +2478,7 @@
       <w:pPr>
         <w:numPr>
           <w:ilvl w:val="0"/>
-          <w:numId w:val="2"/>
+          <w:numId w:val="4"/>
         </w:numPr>
         <w:spacing w:after="240" w:before="240" w:lineRule="auto"/>
         <w:ind w:left="720" w:hanging="360"/>
@@ -2702,12 +2514,12 @@
           <wp:inline distB="114300" distT="114300" distL="114300" distR="114300">
             <wp:extent cx="5731200" cy="3048000"/>
             <wp:effectExtent b="0" l="0" r="0" t="0"/>
-            <wp:docPr id="2" name="image2.jpg"/>
+            <wp:docPr id="2" name="image3.jpg"/>
             <a:graphic>
               <a:graphicData uri="http://schemas.openxmlformats.org/drawingml/2006/picture">
                 <pic:pic>
                   <pic:nvPicPr>
-                    <pic:cNvPr id="0" name="image2.jpg"/>
+                    <pic:cNvPr id="0" name="image3.jpg"/>
                     <pic:cNvPicPr preferRelativeResize="0"/>
                   </pic:nvPicPr>
                   <pic:blipFill>
@@ -2786,7 +2598,7 @@
       <w:pPr>
         <w:numPr>
           <w:ilvl w:val="0"/>
-          <w:numId w:val="2"/>
+          <w:numId w:val="4"/>
         </w:numPr>
         <w:spacing w:after="240" w:before="240" w:lineRule="auto"/>
         <w:ind w:left="720" w:hanging="360"/>
@@ -2913,7 +2725,7 @@
       <w:pPr>
         <w:numPr>
           <w:ilvl w:val="0"/>
-          <w:numId w:val="9"/>
+          <w:numId w:val="12"/>
         </w:numPr>
         <w:ind w:left="720" w:hanging="360"/>
         <w:rPr>
@@ -2935,7 +2747,7 @@
       <w:pPr>
         <w:numPr>
           <w:ilvl w:val="0"/>
-          <w:numId w:val="9"/>
+          <w:numId w:val="12"/>
         </w:numPr>
         <w:ind w:left="720" w:hanging="360"/>
         <w:rPr>
@@ -2957,7 +2769,7 @@
       <w:pPr>
         <w:numPr>
           <w:ilvl w:val="0"/>
-          <w:numId w:val="9"/>
+          <w:numId w:val="12"/>
         </w:numPr>
         <w:ind w:left="720" w:hanging="360"/>
         <w:rPr>
@@ -2979,7 +2791,7 @@
       <w:pPr>
         <w:numPr>
           <w:ilvl w:val="0"/>
-          <w:numId w:val="9"/>
+          <w:numId w:val="12"/>
         </w:numPr>
         <w:ind w:left="720" w:hanging="360"/>
         <w:rPr>
@@ -3001,7 +2813,7 @@
       <w:pPr>
         <w:numPr>
           <w:ilvl w:val="0"/>
-          <w:numId w:val="9"/>
+          <w:numId w:val="12"/>
         </w:numPr>
         <w:ind w:left="720" w:hanging="360"/>
         <w:rPr>
@@ -3143,8 +2955,8 @@
   <w:abstractNum w:abstractNumId="2">
     <w:lvl w:ilvl="0">
       <w:start w:val="1"/>
-      <w:numFmt w:val="decimal"/>
-      <w:lvlText w:val="%1."/>
+      <w:numFmt w:val="bullet"/>
+      <w:lvlText w:val="●"/>
       <w:lvlJc w:val="left"/>
       <w:pPr>
         <w:ind w:left="720" w:hanging="360"/>
@@ -3155,8 +2967,8 @@
     </w:lvl>
     <w:lvl w:ilvl="1">
       <w:start w:val="1"/>
-      <w:numFmt w:val="lowerLetter"/>
-      <w:lvlText w:val="%2."/>
+      <w:numFmt w:val="bullet"/>
+      <w:lvlText w:val="○"/>
       <w:lvlJc w:val="left"/>
       <w:pPr>
         <w:ind w:left="1440" w:hanging="360"/>
@@ -3167,8 +2979,8 @@
     </w:lvl>
     <w:lvl w:ilvl="2">
       <w:start w:val="1"/>
-      <w:numFmt w:val="lowerRoman"/>
-      <w:lvlText w:val="%3."/>
+      <w:numFmt w:val="bullet"/>
+      <w:lvlText w:val="■"/>
       <w:lvlJc w:val="left"/>
       <w:pPr>
         <w:ind w:left="2160" w:hanging="360"/>
@@ -3179,8 +2991,8 @@
     </w:lvl>
     <w:lvl w:ilvl="3">
       <w:start w:val="1"/>
-      <w:numFmt w:val="decimal"/>
-      <w:lvlText w:val="%4."/>
+      <w:numFmt w:val="bullet"/>
+      <w:lvlText w:val="●"/>
       <w:lvlJc w:val="left"/>
       <w:pPr>
         <w:ind w:left="2880" w:hanging="360"/>
@@ -3191,8 +3003,8 @@
     </w:lvl>
     <w:lvl w:ilvl="4">
       <w:start w:val="1"/>
-      <w:numFmt w:val="lowerLetter"/>
-      <w:lvlText w:val="%5."/>
+      <w:numFmt w:val="bullet"/>
+      <w:lvlText w:val="○"/>
       <w:lvlJc w:val="left"/>
       <w:pPr>
         <w:ind w:left="3600" w:hanging="360"/>
@@ -3203,8 +3015,8 @@
     </w:lvl>
     <w:lvl w:ilvl="5">
       <w:start w:val="1"/>
-      <w:numFmt w:val="lowerRoman"/>
-      <w:lvlText w:val="%6."/>
+      <w:numFmt w:val="bullet"/>
+      <w:lvlText w:val="■"/>
       <w:lvlJc w:val="left"/>
       <w:pPr>
         <w:ind w:left="4320" w:hanging="360"/>
@@ -3215,8 +3027,8 @@
     </w:lvl>
     <w:lvl w:ilvl="6">
       <w:start w:val="1"/>
-      <w:numFmt w:val="decimal"/>
-      <w:lvlText w:val="%7."/>
+      <w:numFmt w:val="bullet"/>
+      <w:lvlText w:val="●"/>
       <w:lvlJc w:val="left"/>
       <w:pPr>
         <w:ind w:left="5040" w:hanging="360"/>
@@ -3227,8 +3039,8 @@
     </w:lvl>
     <w:lvl w:ilvl="7">
       <w:start w:val="1"/>
-      <w:numFmt w:val="lowerLetter"/>
-      <w:lvlText w:val="%8."/>
+      <w:numFmt w:val="bullet"/>
+      <w:lvlText w:val="○"/>
       <w:lvlJc w:val="left"/>
       <w:pPr>
         <w:ind w:left="5760" w:hanging="360"/>
@@ -3239,8 +3051,8 @@
     </w:lvl>
     <w:lvl w:ilvl="8">
       <w:start w:val="1"/>
-      <w:numFmt w:val="lowerRoman"/>
-      <w:lvlText w:val="%9."/>
+      <w:numFmt w:val="bullet"/>
+      <w:lvlText w:val="■"/>
       <w:lvlJc w:val="left"/>
       <w:pPr>
         <w:ind w:left="6480" w:hanging="360"/>
@@ -3363,8 +3175,8 @@
   <w:abstractNum w:abstractNumId="4">
     <w:lvl w:ilvl="0">
       <w:start w:val="1"/>
-      <w:numFmt w:val="bullet"/>
-      <w:lvlText w:val="●"/>
+      <w:numFmt w:val="decimal"/>
+      <w:lvlText w:val="%1."/>
       <w:lvlJc w:val="left"/>
       <w:pPr>
         <w:ind w:left="720" w:hanging="360"/>
@@ -3375,8 +3187,8 @@
     </w:lvl>
     <w:lvl w:ilvl="1">
       <w:start w:val="1"/>
-      <w:numFmt w:val="bullet"/>
-      <w:lvlText w:val="○"/>
+      <w:numFmt w:val="lowerLetter"/>
+      <w:lvlText w:val="%2."/>
       <w:lvlJc w:val="left"/>
       <w:pPr>
         <w:ind w:left="1440" w:hanging="360"/>
@@ -3387,8 +3199,8 @@
     </w:lvl>
     <w:lvl w:ilvl="2">
       <w:start w:val="1"/>
-      <w:numFmt w:val="bullet"/>
-      <w:lvlText w:val="■"/>
+      <w:numFmt w:val="lowerRoman"/>
+      <w:lvlText w:val="%3."/>
       <w:lvlJc w:val="left"/>
       <w:pPr>
         <w:ind w:left="2160" w:hanging="360"/>
@@ -3399,8 +3211,8 @@
     </w:lvl>
     <w:lvl w:ilvl="3">
       <w:start w:val="1"/>
-      <w:numFmt w:val="bullet"/>
-      <w:lvlText w:val="●"/>
+      <w:numFmt w:val="decimal"/>
+      <w:lvlText w:val="%4."/>
       <w:lvlJc w:val="left"/>
       <w:pPr>
         <w:ind w:left="2880" w:hanging="360"/>
@@ -3411,8 +3223,8 @@
     </w:lvl>
     <w:lvl w:ilvl="4">
       <w:start w:val="1"/>
-      <w:numFmt w:val="bullet"/>
-      <w:lvlText w:val="○"/>
+      <w:numFmt w:val="lowerLetter"/>
+      <w:lvlText w:val="%5."/>
       <w:lvlJc w:val="left"/>
       <w:pPr>
         <w:ind w:left="3600" w:hanging="360"/>
@@ -3423,8 +3235,8 @@
     </w:lvl>
     <w:lvl w:ilvl="5">
       <w:start w:val="1"/>
-      <w:numFmt w:val="bullet"/>
-      <w:lvlText w:val="■"/>
+      <w:numFmt w:val="lowerRoman"/>
+      <w:lvlText w:val="%6."/>
       <w:lvlJc w:val="left"/>
       <w:pPr>
         <w:ind w:left="4320" w:hanging="360"/>
@@ -3435,8 +3247,8 @@
     </w:lvl>
     <w:lvl w:ilvl="6">
       <w:start w:val="1"/>
-      <w:numFmt w:val="bullet"/>
-      <w:lvlText w:val="●"/>
+      <w:numFmt w:val="decimal"/>
+      <w:lvlText w:val="%7."/>
       <w:lvlJc w:val="left"/>
       <w:pPr>
         <w:ind w:left="5040" w:hanging="360"/>
@@ -3447,8 +3259,8 @@
     </w:lvl>
     <w:lvl w:ilvl="7">
       <w:start w:val="1"/>
-      <w:numFmt w:val="bullet"/>
-      <w:lvlText w:val="○"/>
+      <w:numFmt w:val="lowerLetter"/>
+      <w:lvlText w:val="%8."/>
       <w:lvlJc w:val="left"/>
       <w:pPr>
         <w:ind w:left="5760" w:hanging="360"/>
@@ -3459,8 +3271,8 @@
     </w:lvl>
     <w:lvl w:ilvl="8">
       <w:start w:val="1"/>
-      <w:numFmt w:val="bullet"/>
-      <w:lvlText w:val="■"/>
+      <w:numFmt w:val="lowerRoman"/>
+      <w:lvlText w:val="%9."/>
       <w:lvlJc w:val="left"/>
       <w:pPr>
         <w:ind w:left="6480" w:hanging="360"/>
@@ -3913,6 +3725,336 @@
   <w:abstractNum w:abstractNumId="9">
     <w:lvl w:ilvl="0">
       <w:start w:val="1"/>
+      <w:numFmt w:val="bullet"/>
+      <w:lvlText w:val="●"/>
+      <w:lvlJc w:val="left"/>
+      <w:pPr>
+        <w:ind w:left="720" w:hanging="360"/>
+      </w:pPr>
+      <w:rPr>
+        <w:u w:val="none"/>
+      </w:rPr>
+    </w:lvl>
+    <w:lvl w:ilvl="1">
+      <w:start w:val="1"/>
+      <w:numFmt w:val="bullet"/>
+      <w:lvlText w:val="○"/>
+      <w:lvlJc w:val="left"/>
+      <w:pPr>
+        <w:ind w:left="1440" w:hanging="360"/>
+      </w:pPr>
+      <w:rPr>
+        <w:u w:val="none"/>
+      </w:rPr>
+    </w:lvl>
+    <w:lvl w:ilvl="2">
+      <w:start w:val="1"/>
+      <w:numFmt w:val="bullet"/>
+      <w:lvlText w:val="■"/>
+      <w:lvlJc w:val="left"/>
+      <w:pPr>
+        <w:ind w:left="2160" w:hanging="360"/>
+      </w:pPr>
+      <w:rPr>
+        <w:u w:val="none"/>
+      </w:rPr>
+    </w:lvl>
+    <w:lvl w:ilvl="3">
+      <w:start w:val="1"/>
+      <w:numFmt w:val="bullet"/>
+      <w:lvlText w:val="●"/>
+      <w:lvlJc w:val="left"/>
+      <w:pPr>
+        <w:ind w:left="2880" w:hanging="360"/>
+      </w:pPr>
+      <w:rPr>
+        <w:u w:val="none"/>
+      </w:rPr>
+    </w:lvl>
+    <w:lvl w:ilvl="4">
+      <w:start w:val="1"/>
+      <w:numFmt w:val="bullet"/>
+      <w:lvlText w:val="○"/>
+      <w:lvlJc w:val="left"/>
+      <w:pPr>
+        <w:ind w:left="3600" w:hanging="360"/>
+      </w:pPr>
+      <w:rPr>
+        <w:u w:val="none"/>
+      </w:rPr>
+    </w:lvl>
+    <w:lvl w:ilvl="5">
+      <w:start w:val="1"/>
+      <w:numFmt w:val="bullet"/>
+      <w:lvlText w:val="■"/>
+      <w:lvlJc w:val="left"/>
+      <w:pPr>
+        <w:ind w:left="4320" w:hanging="360"/>
+      </w:pPr>
+      <w:rPr>
+        <w:u w:val="none"/>
+      </w:rPr>
+    </w:lvl>
+    <w:lvl w:ilvl="6">
+      <w:start w:val="1"/>
+      <w:numFmt w:val="bullet"/>
+      <w:lvlText w:val="●"/>
+      <w:lvlJc w:val="left"/>
+      <w:pPr>
+        <w:ind w:left="5040" w:hanging="360"/>
+      </w:pPr>
+      <w:rPr>
+        <w:u w:val="none"/>
+      </w:rPr>
+    </w:lvl>
+    <w:lvl w:ilvl="7">
+      <w:start w:val="1"/>
+      <w:numFmt w:val="bullet"/>
+      <w:lvlText w:val="○"/>
+      <w:lvlJc w:val="left"/>
+      <w:pPr>
+        <w:ind w:left="5760" w:hanging="360"/>
+      </w:pPr>
+      <w:rPr>
+        <w:u w:val="none"/>
+      </w:rPr>
+    </w:lvl>
+    <w:lvl w:ilvl="8">
+      <w:start w:val="1"/>
+      <w:numFmt w:val="bullet"/>
+      <w:lvlText w:val="■"/>
+      <w:lvlJc w:val="left"/>
+      <w:pPr>
+        <w:ind w:left="6480" w:hanging="360"/>
+      </w:pPr>
+      <w:rPr>
+        <w:u w:val="none"/>
+      </w:rPr>
+    </w:lvl>
+  </w:abstractNum>
+  <w:abstractNum w:abstractNumId="10">
+    <w:lvl w:ilvl="0">
+      <w:start w:val="1"/>
+      <w:numFmt w:val="bullet"/>
+      <w:lvlText w:val="●"/>
+      <w:lvlJc w:val="left"/>
+      <w:pPr>
+        <w:ind w:left="720" w:hanging="360"/>
+      </w:pPr>
+      <w:rPr>
+        <w:u w:val="none"/>
+      </w:rPr>
+    </w:lvl>
+    <w:lvl w:ilvl="1">
+      <w:start w:val="1"/>
+      <w:numFmt w:val="bullet"/>
+      <w:lvlText w:val="○"/>
+      <w:lvlJc w:val="left"/>
+      <w:pPr>
+        <w:ind w:left="1440" w:hanging="360"/>
+      </w:pPr>
+      <w:rPr>
+        <w:u w:val="none"/>
+      </w:rPr>
+    </w:lvl>
+    <w:lvl w:ilvl="2">
+      <w:start w:val="1"/>
+      <w:numFmt w:val="bullet"/>
+      <w:lvlText w:val="■"/>
+      <w:lvlJc w:val="left"/>
+      <w:pPr>
+        <w:ind w:left="2160" w:hanging="360"/>
+      </w:pPr>
+      <w:rPr>
+        <w:u w:val="none"/>
+      </w:rPr>
+    </w:lvl>
+    <w:lvl w:ilvl="3">
+      <w:start w:val="1"/>
+      <w:numFmt w:val="bullet"/>
+      <w:lvlText w:val="●"/>
+      <w:lvlJc w:val="left"/>
+      <w:pPr>
+        <w:ind w:left="2880" w:hanging="360"/>
+      </w:pPr>
+      <w:rPr>
+        <w:u w:val="none"/>
+      </w:rPr>
+    </w:lvl>
+    <w:lvl w:ilvl="4">
+      <w:start w:val="1"/>
+      <w:numFmt w:val="bullet"/>
+      <w:lvlText w:val="○"/>
+      <w:lvlJc w:val="left"/>
+      <w:pPr>
+        <w:ind w:left="3600" w:hanging="360"/>
+      </w:pPr>
+      <w:rPr>
+        <w:u w:val="none"/>
+      </w:rPr>
+    </w:lvl>
+    <w:lvl w:ilvl="5">
+      <w:start w:val="1"/>
+      <w:numFmt w:val="bullet"/>
+      <w:lvlText w:val="■"/>
+      <w:lvlJc w:val="left"/>
+      <w:pPr>
+        <w:ind w:left="4320" w:hanging="360"/>
+      </w:pPr>
+      <w:rPr>
+        <w:u w:val="none"/>
+      </w:rPr>
+    </w:lvl>
+    <w:lvl w:ilvl="6">
+      <w:start w:val="1"/>
+      <w:numFmt w:val="bullet"/>
+      <w:lvlText w:val="●"/>
+      <w:lvlJc w:val="left"/>
+      <w:pPr>
+        <w:ind w:left="5040" w:hanging="360"/>
+      </w:pPr>
+      <w:rPr>
+        <w:u w:val="none"/>
+      </w:rPr>
+    </w:lvl>
+    <w:lvl w:ilvl="7">
+      <w:start w:val="1"/>
+      <w:numFmt w:val="bullet"/>
+      <w:lvlText w:val="○"/>
+      <w:lvlJc w:val="left"/>
+      <w:pPr>
+        <w:ind w:left="5760" w:hanging="360"/>
+      </w:pPr>
+      <w:rPr>
+        <w:u w:val="none"/>
+      </w:rPr>
+    </w:lvl>
+    <w:lvl w:ilvl="8">
+      <w:start w:val="1"/>
+      <w:numFmt w:val="bullet"/>
+      <w:lvlText w:val="■"/>
+      <w:lvlJc w:val="left"/>
+      <w:pPr>
+        <w:ind w:left="6480" w:hanging="360"/>
+      </w:pPr>
+      <w:rPr>
+        <w:u w:val="none"/>
+      </w:rPr>
+    </w:lvl>
+  </w:abstractNum>
+  <w:abstractNum w:abstractNumId="11">
+    <w:lvl w:ilvl="0">
+      <w:start w:val="1"/>
+      <w:numFmt w:val="bullet"/>
+      <w:lvlText w:val="●"/>
+      <w:lvlJc w:val="left"/>
+      <w:pPr>
+        <w:ind w:left="720" w:hanging="360"/>
+      </w:pPr>
+      <w:rPr>
+        <w:u w:val="none"/>
+      </w:rPr>
+    </w:lvl>
+    <w:lvl w:ilvl="1">
+      <w:start w:val="1"/>
+      <w:numFmt w:val="bullet"/>
+      <w:lvlText w:val="○"/>
+      <w:lvlJc w:val="left"/>
+      <w:pPr>
+        <w:ind w:left="1440" w:hanging="360"/>
+      </w:pPr>
+      <w:rPr>
+        <w:u w:val="none"/>
+      </w:rPr>
+    </w:lvl>
+    <w:lvl w:ilvl="2">
+      <w:start w:val="1"/>
+      <w:numFmt w:val="bullet"/>
+      <w:lvlText w:val="■"/>
+      <w:lvlJc w:val="left"/>
+      <w:pPr>
+        <w:ind w:left="2160" w:hanging="360"/>
+      </w:pPr>
+      <w:rPr>
+        <w:u w:val="none"/>
+      </w:rPr>
+    </w:lvl>
+    <w:lvl w:ilvl="3">
+      <w:start w:val="1"/>
+      <w:numFmt w:val="bullet"/>
+      <w:lvlText w:val="●"/>
+      <w:lvlJc w:val="left"/>
+      <w:pPr>
+        <w:ind w:left="2880" w:hanging="360"/>
+      </w:pPr>
+      <w:rPr>
+        <w:u w:val="none"/>
+      </w:rPr>
+    </w:lvl>
+    <w:lvl w:ilvl="4">
+      <w:start w:val="1"/>
+      <w:numFmt w:val="bullet"/>
+      <w:lvlText w:val="○"/>
+      <w:lvlJc w:val="left"/>
+      <w:pPr>
+        <w:ind w:left="3600" w:hanging="360"/>
+      </w:pPr>
+      <w:rPr>
+        <w:u w:val="none"/>
+      </w:rPr>
+    </w:lvl>
+    <w:lvl w:ilvl="5">
+      <w:start w:val="1"/>
+      <w:numFmt w:val="bullet"/>
+      <w:lvlText w:val="■"/>
+      <w:lvlJc w:val="left"/>
+      <w:pPr>
+        <w:ind w:left="4320" w:hanging="360"/>
+      </w:pPr>
+      <w:rPr>
+        <w:u w:val="none"/>
+      </w:rPr>
+    </w:lvl>
+    <w:lvl w:ilvl="6">
+      <w:start w:val="1"/>
+      <w:numFmt w:val="bullet"/>
+      <w:lvlText w:val="●"/>
+      <w:lvlJc w:val="left"/>
+      <w:pPr>
+        <w:ind w:left="5040" w:hanging="360"/>
+      </w:pPr>
+      <w:rPr>
+        <w:u w:val="none"/>
+      </w:rPr>
+    </w:lvl>
+    <w:lvl w:ilvl="7">
+      <w:start w:val="1"/>
+      <w:numFmt w:val="bullet"/>
+      <w:lvlText w:val="○"/>
+      <w:lvlJc w:val="left"/>
+      <w:pPr>
+        <w:ind w:left="5760" w:hanging="360"/>
+      </w:pPr>
+      <w:rPr>
+        <w:u w:val="none"/>
+      </w:rPr>
+    </w:lvl>
+    <w:lvl w:ilvl="8">
+      <w:start w:val="1"/>
+      <w:numFmt w:val="bullet"/>
+      <w:lvlText w:val="■"/>
+      <w:lvlJc w:val="left"/>
+      <w:pPr>
+        <w:ind w:left="6480" w:hanging="360"/>
+      </w:pPr>
+      <w:rPr>
+        <w:u w:val="none"/>
+      </w:rPr>
+    </w:lvl>
+  </w:abstractNum>
+  <w:abstractNum w:abstractNumId="12">
+    <w:lvl w:ilvl="0">
+      <w:start w:val="1"/>
       <w:numFmt w:val="decimal"/>
       <w:lvlText w:val="%1."/>
       <w:lvlJc w:val="left"/>
@@ -4012,226 +4154,6 @@
       <w:numFmt w:val="lowerRoman"/>
       <w:lvlText w:val="%9."/>
       <w:lvlJc w:val="right"/>
-      <w:pPr>
-        <w:ind w:left="6480" w:hanging="360"/>
-      </w:pPr>
-      <w:rPr>
-        <w:u w:val="none"/>
-      </w:rPr>
-    </w:lvl>
-  </w:abstractNum>
-  <w:abstractNum w:abstractNumId="10">
-    <w:lvl w:ilvl="0">
-      <w:start w:val="1"/>
-      <w:numFmt w:val="bullet"/>
-      <w:lvlText w:val="●"/>
-      <w:lvlJc w:val="left"/>
-      <w:pPr>
-        <w:ind w:left="720" w:hanging="360"/>
-      </w:pPr>
-      <w:rPr>
-        <w:u w:val="none"/>
-      </w:rPr>
-    </w:lvl>
-    <w:lvl w:ilvl="1">
-      <w:start w:val="1"/>
-      <w:numFmt w:val="bullet"/>
-      <w:lvlText w:val="○"/>
-      <w:lvlJc w:val="left"/>
-      <w:pPr>
-        <w:ind w:left="1440" w:hanging="360"/>
-      </w:pPr>
-      <w:rPr>
-        <w:u w:val="none"/>
-      </w:rPr>
-    </w:lvl>
-    <w:lvl w:ilvl="2">
-      <w:start w:val="1"/>
-      <w:numFmt w:val="bullet"/>
-      <w:lvlText w:val="■"/>
-      <w:lvlJc w:val="left"/>
-      <w:pPr>
-        <w:ind w:left="2160" w:hanging="360"/>
-      </w:pPr>
-      <w:rPr>
-        <w:u w:val="none"/>
-      </w:rPr>
-    </w:lvl>
-    <w:lvl w:ilvl="3">
-      <w:start w:val="1"/>
-      <w:numFmt w:val="bullet"/>
-      <w:lvlText w:val="●"/>
-      <w:lvlJc w:val="left"/>
-      <w:pPr>
-        <w:ind w:left="2880" w:hanging="360"/>
-      </w:pPr>
-      <w:rPr>
-        <w:u w:val="none"/>
-      </w:rPr>
-    </w:lvl>
-    <w:lvl w:ilvl="4">
-      <w:start w:val="1"/>
-      <w:numFmt w:val="bullet"/>
-      <w:lvlText w:val="○"/>
-      <w:lvlJc w:val="left"/>
-      <w:pPr>
-        <w:ind w:left="3600" w:hanging="360"/>
-      </w:pPr>
-      <w:rPr>
-        <w:u w:val="none"/>
-      </w:rPr>
-    </w:lvl>
-    <w:lvl w:ilvl="5">
-      <w:start w:val="1"/>
-      <w:numFmt w:val="bullet"/>
-      <w:lvlText w:val="■"/>
-      <w:lvlJc w:val="left"/>
-      <w:pPr>
-        <w:ind w:left="4320" w:hanging="360"/>
-      </w:pPr>
-      <w:rPr>
-        <w:u w:val="none"/>
-      </w:rPr>
-    </w:lvl>
-    <w:lvl w:ilvl="6">
-      <w:start w:val="1"/>
-      <w:numFmt w:val="bullet"/>
-      <w:lvlText w:val="●"/>
-      <w:lvlJc w:val="left"/>
-      <w:pPr>
-        <w:ind w:left="5040" w:hanging="360"/>
-      </w:pPr>
-      <w:rPr>
-        <w:u w:val="none"/>
-      </w:rPr>
-    </w:lvl>
-    <w:lvl w:ilvl="7">
-      <w:start w:val="1"/>
-      <w:numFmt w:val="bullet"/>
-      <w:lvlText w:val="○"/>
-      <w:lvlJc w:val="left"/>
-      <w:pPr>
-        <w:ind w:left="5760" w:hanging="360"/>
-      </w:pPr>
-      <w:rPr>
-        <w:u w:val="none"/>
-      </w:rPr>
-    </w:lvl>
-    <w:lvl w:ilvl="8">
-      <w:start w:val="1"/>
-      <w:numFmt w:val="bullet"/>
-      <w:lvlText w:val="■"/>
-      <w:lvlJc w:val="left"/>
-      <w:pPr>
-        <w:ind w:left="6480" w:hanging="360"/>
-      </w:pPr>
-      <w:rPr>
-        <w:u w:val="none"/>
-      </w:rPr>
-    </w:lvl>
-  </w:abstractNum>
-  <w:abstractNum w:abstractNumId="11">
-    <w:lvl w:ilvl="0">
-      <w:start w:val="1"/>
-      <w:numFmt w:val="bullet"/>
-      <w:lvlText w:val="●"/>
-      <w:lvlJc w:val="left"/>
-      <w:pPr>
-        <w:ind w:left="720" w:hanging="360"/>
-      </w:pPr>
-      <w:rPr>
-        <w:u w:val="none"/>
-      </w:rPr>
-    </w:lvl>
-    <w:lvl w:ilvl="1">
-      <w:start w:val="1"/>
-      <w:numFmt w:val="bullet"/>
-      <w:lvlText w:val="○"/>
-      <w:lvlJc w:val="left"/>
-      <w:pPr>
-        <w:ind w:left="1440" w:hanging="360"/>
-      </w:pPr>
-      <w:rPr>
-        <w:u w:val="none"/>
-      </w:rPr>
-    </w:lvl>
-    <w:lvl w:ilvl="2">
-      <w:start w:val="1"/>
-      <w:numFmt w:val="bullet"/>
-      <w:lvlText w:val="■"/>
-      <w:lvlJc w:val="left"/>
-      <w:pPr>
-        <w:ind w:left="2160" w:hanging="360"/>
-      </w:pPr>
-      <w:rPr>
-        <w:u w:val="none"/>
-      </w:rPr>
-    </w:lvl>
-    <w:lvl w:ilvl="3">
-      <w:start w:val="1"/>
-      <w:numFmt w:val="bullet"/>
-      <w:lvlText w:val="●"/>
-      <w:lvlJc w:val="left"/>
-      <w:pPr>
-        <w:ind w:left="2880" w:hanging="360"/>
-      </w:pPr>
-      <w:rPr>
-        <w:u w:val="none"/>
-      </w:rPr>
-    </w:lvl>
-    <w:lvl w:ilvl="4">
-      <w:start w:val="1"/>
-      <w:numFmt w:val="bullet"/>
-      <w:lvlText w:val="○"/>
-      <w:lvlJc w:val="left"/>
-      <w:pPr>
-        <w:ind w:left="3600" w:hanging="360"/>
-      </w:pPr>
-      <w:rPr>
-        <w:u w:val="none"/>
-      </w:rPr>
-    </w:lvl>
-    <w:lvl w:ilvl="5">
-      <w:start w:val="1"/>
-      <w:numFmt w:val="bullet"/>
-      <w:lvlText w:val="■"/>
-      <w:lvlJc w:val="left"/>
-      <w:pPr>
-        <w:ind w:left="4320" w:hanging="360"/>
-      </w:pPr>
-      <w:rPr>
-        <w:u w:val="none"/>
-      </w:rPr>
-    </w:lvl>
-    <w:lvl w:ilvl="6">
-      <w:start w:val="1"/>
-      <w:numFmt w:val="bullet"/>
-      <w:lvlText w:val="●"/>
-      <w:lvlJc w:val="left"/>
-      <w:pPr>
-        <w:ind w:left="5040" w:hanging="360"/>
-      </w:pPr>
-      <w:rPr>
-        <w:u w:val="none"/>
-      </w:rPr>
-    </w:lvl>
-    <w:lvl w:ilvl="7">
-      <w:start w:val="1"/>
-      <w:numFmt w:val="bullet"/>
-      <w:lvlText w:val="○"/>
-      <w:lvlJc w:val="left"/>
-      <w:pPr>
-        <w:ind w:left="5760" w:hanging="360"/>
-      </w:pPr>
-      <w:rPr>
-        <w:u w:val="none"/>
-      </w:rPr>
-    </w:lvl>
-    <w:lvl w:ilvl="8">
-      <w:start w:val="1"/>
-      <w:numFmt w:val="bullet"/>
-      <w:lvlText w:val="■"/>
-      <w:lvlJc w:val="left"/>
       <w:pPr>
         <w:ind w:left="6480" w:hanging="360"/>
       </w:pPr>
@@ -4272,6 +4194,9 @@
   </w:num>
   <w:num w:numId="11">
     <w:abstractNumId w:val="11"/>
+  </w:num>
+  <w:num w:numId="12">
+    <w:abstractNumId w:val="12"/>
   </w:num>
 </w:numbering>
 </file>
